--- a/Course/1 Component 1 - Computer Systems/1.4 Data Types, Data Structures and Boolean Algebra/00 Topic Resources/1 Knowledge Organiser (editable).docx
+++ b/Course/1 Component 1 - Computer Systems/1.4 Data Types, Data Structures and Boolean Algebra/00 Topic Resources/1 Knowledge Organiser (editable).docx
@@ -7,12 +7,17 @@
         <w:pStyle w:val="Heading1"/>
       </w:pPr>
       <w:r>
+        <w:rPr>
+          <w:b w:val="0"/>
+          <w:i w:val="0"/>
+        </w:rPr>
         <w:t>Knowledge Organiser — 1.4 Data Types, Data Structures &amp; Boolean Algebra</w:t>
       </w:r>
     </w:p>
     <w:p>
       <w:r>
         <w:rPr>
+          <w:b w:val="0"/>
           <w:i/>
         </w:rPr>
         <w:t>OCR A Level Computer Science (H446) · Component 01 · 1.4.1 Data types · 1.4.2 Data structures · 1.4.3 Boolean algebra</w:t>
@@ -30,6 +35,10 @@
         <w:pStyle w:val="Heading2"/>
       </w:pPr>
       <w:r>
+        <w:rPr>
+          <w:b w:val="0"/>
+          <w:i w:val="0"/>
+        </w:rPr>
         <w:t>1.4.1 Data Types</w:t>
       </w:r>
     </w:p>
@@ -38,6 +47,10 @@
         <w:pStyle w:val="Heading3"/>
       </w:pPr>
       <w:r>
+        <w:rPr>
+          <w:b w:val="0"/>
+          <w:i w:val="0"/>
+        </w:rPr>
         <w:t>Primitive types</w:t>
       </w:r>
     </w:p>
@@ -67,6 +80,7 @@
             <w:r>
               <w:rPr>
                 <w:b/>
+                <w:i w:val="0"/>
               </w:rPr>
               <w:t>Type</w:t>
             </w:r>
@@ -86,6 +100,7 @@
             <w:r>
               <w:rPr>
                 <w:b/>
+                <w:i w:val="0"/>
               </w:rPr>
               <w:t>Holds</w:t>
             </w:r>
@@ -105,6 +120,7 @@
             <w:r>
               <w:rPr>
                 <w:b/>
+                <w:i w:val="0"/>
               </w:rPr>
               <w:t>Example</w:t>
             </w:r>
@@ -121,6 +137,7 @@
             <w:r>
               <w:rPr>
                 <w:b/>
+                <w:i w:val="0"/>
               </w:rPr>
               <w:t>Integer</w:t>
             </w:r>
@@ -133,6 +150,10 @@
           <w:p>
             <w:r/>
             <w:r>
+              <w:rPr>
+                <w:b w:val="0"/>
+                <w:i w:val="0"/>
+              </w:rPr>
               <w:t>Whole number (no fraction)</w:t>
             </w:r>
           </w:p>
@@ -146,16 +167,24 @@
             <w:r>
               <w:rPr>
                 <w:rFonts w:ascii="Consolas" w:hAnsi="Consolas"/>
+                <w:b w:val="0"/>
+                <w:i w:val="0"/>
                 <w:sz w:val="19"/>
               </w:rPr>
               <w:t>42</w:t>
             </w:r>
             <w:r>
+              <w:rPr>
+                <w:b w:val="0"/>
+                <w:i w:val="0"/>
+              </w:rPr>
               <w:t xml:space="preserve">, </w:t>
             </w:r>
             <w:r>
               <w:rPr>
                 <w:rFonts w:ascii="Consolas" w:hAnsi="Consolas"/>
+                <w:b w:val="0"/>
+                <w:i w:val="0"/>
                 <w:sz w:val="19"/>
               </w:rPr>
               <w:t>-7</w:t>
@@ -173,6 +202,7 @@
             <w:r>
               <w:rPr>
                 <w:b/>
+                <w:i w:val="0"/>
               </w:rPr>
               <w:t>Real / Float</w:t>
             </w:r>
@@ -185,6 +215,10 @@
           <w:p>
             <w:r/>
             <w:r>
+              <w:rPr>
+                <w:b w:val="0"/>
+                <w:i w:val="0"/>
+              </w:rPr>
               <w:t>Number with fractional part</w:t>
             </w:r>
           </w:p>
@@ -198,6 +232,8 @@
             <w:r>
               <w:rPr>
                 <w:rFonts w:ascii="Consolas" w:hAnsi="Consolas"/>
+                <w:b w:val="0"/>
+                <w:i w:val="0"/>
                 <w:sz w:val="19"/>
               </w:rPr>
               <w:t>3.14</w:t>
@@ -215,6 +251,7 @@
             <w:r>
               <w:rPr>
                 <w:b/>
+                <w:i w:val="0"/>
               </w:rPr>
               <w:t>Char</w:t>
             </w:r>
@@ -227,6 +264,10 @@
           <w:p>
             <w:r/>
             <w:r>
+              <w:rPr>
+                <w:b w:val="0"/>
+                <w:i w:val="0"/>
+              </w:rPr>
               <w:t>Single character</w:t>
             </w:r>
           </w:p>
@@ -240,6 +281,8 @@
             <w:r>
               <w:rPr>
                 <w:rFonts w:ascii="Consolas" w:hAnsi="Consolas"/>
+                <w:b w:val="0"/>
+                <w:i w:val="0"/>
                 <w:sz w:val="19"/>
               </w:rPr>
               <w:t>'A'</w:t>
@@ -257,6 +300,7 @@
             <w:r>
               <w:rPr>
                 <w:b/>
+                <w:i w:val="0"/>
               </w:rPr>
               <w:t>String</w:t>
             </w:r>
@@ -269,6 +313,10 @@
           <w:p>
             <w:r/>
             <w:r>
+              <w:rPr>
+                <w:b w:val="0"/>
+                <w:i w:val="0"/>
+              </w:rPr>
               <w:t>Sequence of characters</w:t>
             </w:r>
           </w:p>
@@ -282,6 +330,8 @@
             <w:r>
               <w:rPr>
                 <w:rFonts w:ascii="Consolas" w:hAnsi="Consolas"/>
+                <w:b w:val="0"/>
+                <w:i w:val="0"/>
                 <w:sz w:val="19"/>
               </w:rPr>
               <w:t>"Hi"</w:t>
@@ -299,6 +349,7 @@
             <w:r>
               <w:rPr>
                 <w:b/>
+                <w:i w:val="0"/>
               </w:rPr>
               <w:t>Boolean</w:t>
             </w:r>
@@ -311,6 +362,10 @@
           <w:p>
             <w:r/>
             <w:r>
+              <w:rPr>
+                <w:b w:val="0"/>
+                <w:i w:val="0"/>
+              </w:rPr>
               <w:t>True / False</w:t>
             </w:r>
           </w:p>
@@ -324,6 +379,8 @@
             <w:r>
               <w:rPr>
                 <w:rFonts w:ascii="Consolas" w:hAnsi="Consolas"/>
+                <w:b w:val="0"/>
+                <w:i w:val="0"/>
                 <w:sz w:val="19"/>
               </w:rPr>
               <w:t>True</w:t>
@@ -338,6 +395,10 @@
         <w:pStyle w:val="Heading3"/>
       </w:pPr>
       <w:r>
+        <w:rPr>
+          <w:b w:val="0"/>
+          <w:i w:val="0"/>
+        </w:rPr>
         <w:t>Binary place values (8-bit unsigned, range 0–255)</w:t>
       </w:r>
     </w:p>
@@ -372,6 +433,7 @@
             <w:r>
               <w:rPr>
                 <w:b/>
+                <w:i w:val="0"/>
               </w:rPr>
               <w:t>128</w:t>
             </w:r>
@@ -391,6 +453,7 @@
             <w:r>
               <w:rPr>
                 <w:b/>
+                <w:i w:val="0"/>
               </w:rPr>
               <w:t>64</w:t>
             </w:r>
@@ -410,6 +473,7 @@
             <w:r>
               <w:rPr>
                 <w:b/>
+                <w:i w:val="0"/>
               </w:rPr>
               <w:t>32</w:t>
             </w:r>
@@ -429,6 +493,7 @@
             <w:r>
               <w:rPr>
                 <w:b/>
+                <w:i w:val="0"/>
               </w:rPr>
               <w:t>16</w:t>
             </w:r>
@@ -448,6 +513,7 @@
             <w:r>
               <w:rPr>
                 <w:b/>
+                <w:i w:val="0"/>
               </w:rPr>
               <w:t>8</w:t>
             </w:r>
@@ -467,6 +533,7 @@
             <w:r>
               <w:rPr>
                 <w:b/>
+                <w:i w:val="0"/>
               </w:rPr>
               <w:t>4</w:t>
             </w:r>
@@ -486,6 +553,7 @@
             <w:r>
               <w:rPr>
                 <w:b/>
+                <w:i w:val="0"/>
               </w:rPr>
               <w:t>2</w:t>
             </w:r>
@@ -505,6 +573,7 @@
             <w:r>
               <w:rPr>
                 <w:b/>
+                <w:i w:val="0"/>
               </w:rPr>
               <w:t>1</w:t>
             </w:r>
@@ -517,19 +586,29 @@
       <w:r>
         <w:rPr>
           <w:b/>
+          <w:i w:val="0"/>
         </w:rPr>
         <w:t>Hex</w:t>
       </w:r>
       <w:r>
+        <w:rPr>
+          <w:b w:val="0"/>
+          <w:i w:val="0"/>
+        </w:rPr>
         <w:t xml:space="preserve"> = base 16 (0–9, A=10…F=15). </w:t>
       </w:r>
       <w:r>
         <w:rPr>
           <w:b/>
+          <w:i w:val="0"/>
         </w:rPr>
         <w:t>1 hex digit = 4 bits (nibble)</w:t>
       </w:r>
       <w:r>
+        <w:rPr>
+          <w:b w:val="0"/>
+          <w:i w:val="0"/>
+        </w:rPr>
         <w:t>; 2 hex = 1 byte.</w:t>
       </w:r>
     </w:p>
@@ -538,6 +617,10 @@
         <w:pStyle w:val="Heading3"/>
       </w:pPr>
       <w:r>
+        <w:rPr>
+          <w:b w:val="0"/>
+          <w:i w:val="0"/>
+        </w:rPr>
         <w:t>Conversion methods</w:t>
       </w:r>
     </w:p>
@@ -548,10 +631,15 @@
       <w:r>
         <w:rPr>
           <w:b/>
+          <w:i w:val="0"/>
         </w:rPr>
         <w:t>Denary → binary:</w:t>
       </w:r>
       <w:r>
+        <w:rPr>
+          <w:b w:val="0"/>
+          <w:i w:val="0"/>
+        </w:rPr>
         <w:t xml:space="preserve"> subtract largest place value that fits, repeat (or ÷2, read remainders bottom-up).</w:t>
       </w:r>
     </w:p>
@@ -562,10 +650,15 @@
       <w:r>
         <w:rPr>
           <w:b/>
+          <w:i w:val="0"/>
         </w:rPr>
         <w:t>Binary → denary:</w:t>
       </w:r>
       <w:r>
+        <w:rPr>
+          <w:b w:val="0"/>
+          <w:i w:val="0"/>
+        </w:rPr>
         <w:t xml:space="preserve"> add place values where bit = 1.</w:t>
       </w:r>
     </w:p>
@@ -576,19 +669,29 @@
       <w:r>
         <w:rPr>
           <w:b/>
+          <w:i w:val="0"/>
         </w:rPr>
         <w:t>Binary → hex:</w:t>
       </w:r>
       <w:r>
+        <w:rPr>
+          <w:b w:val="0"/>
+          <w:i w:val="0"/>
+        </w:rPr>
         <w:t xml:space="preserve"> split into nibbles </w:t>
       </w:r>
       <w:r>
         <w:rPr>
           <w:b/>
+          <w:i w:val="0"/>
         </w:rPr>
         <w:t>from the right</w:t>
       </w:r>
       <w:r>
+        <w:rPr>
+          <w:b w:val="0"/>
+          <w:i w:val="0"/>
+        </w:rPr>
         <w:t xml:space="preserve"> (pad left with 0s), convert each.</w:t>
       </w:r>
     </w:p>
@@ -599,19 +702,29 @@
       <w:r>
         <w:rPr>
           <w:b/>
+          <w:i w:val="0"/>
         </w:rPr>
         <w:t>Hex → binary:</w:t>
       </w:r>
       <w:r>
+        <w:rPr>
+          <w:b w:val="0"/>
+          <w:i w:val="0"/>
+        </w:rPr>
         <w:t xml:space="preserve"> expand each digit to 4 bits. </w:t>
       </w:r>
       <w:r>
         <w:rPr>
           <w:b/>
+          <w:i w:val="0"/>
         </w:rPr>
         <w:t>Hex → denary:</w:t>
       </w:r>
       <w:r>
+        <w:rPr>
+          <w:b w:val="0"/>
+          <w:i w:val="0"/>
+        </w:rPr>
         <w:t xml:space="preserve"> (digit₁×16)+digit₀.</w:t>
       </w:r>
     </w:p>
@@ -621,11 +734,16 @@
       </w:pPr>
       <w:r>
         <w:rPr>
+          <w:b w:val="0"/>
           <w:i/>
         </w:rPr>
         <w:t>Why hex?</w:t>
       </w:r>
       <w:r>
+        <w:rPr>
+          <w:b w:val="0"/>
+          <w:i w:val="0"/>
+        </w:rPr>
         <w:t xml:space="preserve"> Compact, lossless, error-free shorthand for binary (addresses, colours, machine code).</w:t>
       </w:r>
     </w:p>
@@ -634,11 +752,16 @@
         <w:pStyle w:val="Heading3"/>
       </w:pPr>
       <w:r>
+        <w:rPr>
+          <w:b w:val="0"/>
+          <w:i w:val="0"/>
+        </w:rPr>
         <w:t xml:space="preserve">Two's complement (signed) — 8-bit range </w:t>
       </w:r>
       <w:r>
         <w:rPr>
           <w:b/>
+          <w:i w:val="0"/>
         </w:rPr>
         <w:t>−128 to +127</w:t>
       </w:r>
@@ -674,6 +797,7 @@
             <w:r>
               <w:rPr>
                 <w:b/>
+                <w:i w:val="0"/>
               </w:rPr>
               <w:t>−128</w:t>
             </w:r>
@@ -693,6 +817,7 @@
             <w:r>
               <w:rPr>
                 <w:b/>
+                <w:i w:val="0"/>
               </w:rPr>
               <w:t>64</w:t>
             </w:r>
@@ -712,6 +837,7 @@
             <w:r>
               <w:rPr>
                 <w:b/>
+                <w:i w:val="0"/>
               </w:rPr>
               <w:t>32</w:t>
             </w:r>
@@ -731,6 +857,7 @@
             <w:r>
               <w:rPr>
                 <w:b/>
+                <w:i w:val="0"/>
               </w:rPr>
               <w:t>16</w:t>
             </w:r>
@@ -750,6 +877,7 @@
             <w:r>
               <w:rPr>
                 <w:b/>
+                <w:i w:val="0"/>
               </w:rPr>
               <w:t>8</w:t>
             </w:r>
@@ -769,6 +897,7 @@
             <w:r>
               <w:rPr>
                 <w:b/>
+                <w:i w:val="0"/>
               </w:rPr>
               <w:t>4</w:t>
             </w:r>
@@ -788,6 +917,7 @@
             <w:r>
               <w:rPr>
                 <w:b/>
+                <w:i w:val="0"/>
               </w:rPr>
               <w:t>2</w:t>
             </w:r>
@@ -807,6 +937,7 @@
             <w:r>
               <w:rPr>
                 <w:b/>
+                <w:i w:val="0"/>
               </w:rPr>
               <w:t>1</w:t>
             </w:r>
@@ -820,15 +951,24 @@
         <w:pStyle w:val="ListBullet"/>
       </w:pPr>
       <w:r>
+        <w:rPr>
+          <w:b w:val="0"/>
+          <w:i w:val="0"/>
+        </w:rPr>
         <w:t xml:space="preserve">MSB has a </w:t>
       </w:r>
       <w:r>
         <w:rPr>
           <w:b/>
+          <w:i w:val="0"/>
         </w:rPr>
         <w:t>negative</w:t>
       </w:r>
       <w:r>
+        <w:rPr>
+          <w:b w:val="0"/>
+          <w:i w:val="0"/>
+        </w:rPr>
         <w:t xml:space="preserve"> place value; MSB = 1 ⇒ negative.</w:t>
       </w:r>
     </w:p>
@@ -839,40 +979,63 @@
       <w:r>
         <w:rPr>
           <w:b/>
+          <w:i w:val="0"/>
         </w:rPr>
         <w:t>Negate (find −x): invert ALL bits, then ADD 1.</w:t>
       </w:r>
       <w:r>
+        <w:rPr>
+          <w:b w:val="0"/>
+          <w:i w:val="0"/>
+        </w:rPr>
         <w:t xml:space="preserve"> e.g. +5 </w:t>
       </w:r>
       <w:r>
         <w:rPr>
           <w:rFonts w:ascii="Consolas" w:hAnsi="Consolas"/>
+          <w:b w:val="0"/>
+          <w:i w:val="0"/>
           <w:sz w:val="19"/>
         </w:rPr>
         <w:t>00000101</w:t>
       </w:r>
       <w:r>
+        <w:rPr>
+          <w:b w:val="0"/>
+          <w:i w:val="0"/>
+        </w:rPr>
         <w:t xml:space="preserve"> → invert </w:t>
       </w:r>
       <w:r>
         <w:rPr>
           <w:rFonts w:ascii="Consolas" w:hAnsi="Consolas"/>
+          <w:b w:val="0"/>
+          <w:i w:val="0"/>
           <w:sz w:val="19"/>
         </w:rPr>
         <w:t>11111010</w:t>
       </w:r>
       <w:r>
+        <w:rPr>
+          <w:b w:val="0"/>
+          <w:i w:val="0"/>
+        </w:rPr>
         <w:t xml:space="preserve"> → +1 → </w:t>
       </w:r>
       <w:r>
         <w:rPr>
           <w:rFonts w:ascii="Consolas" w:hAnsi="Consolas"/>
+          <w:b w:val="0"/>
+          <w:i w:val="0"/>
           <w:sz w:val="19"/>
         </w:rPr>
         <w:t>11111011</w:t>
       </w:r>
       <w:r>
+        <w:rPr>
+          <w:b w:val="0"/>
+          <w:i w:val="0"/>
+        </w:rPr>
         <w:t xml:space="preserve"> = −5.</w:t>
       </w:r>
     </w:p>
@@ -881,6 +1044,10 @@
         <w:pStyle w:val="Heading3"/>
       </w:pPr>
       <w:r>
+        <w:rPr>
+          <w:b w:val="0"/>
+          <w:i w:val="0"/>
+        </w:rPr>
         <w:t>Binary addition rules</w:t>
       </w:r>
     </w:p>
@@ -888,41 +1055,65 @@
       <w:r>
         <w:rPr>
           <w:rFonts w:ascii="Consolas" w:hAnsi="Consolas"/>
+          <w:b w:val="0"/>
+          <w:i w:val="0"/>
           <w:sz w:val="19"/>
         </w:rPr>
         <w:t>0+0=0</w:t>
       </w:r>
       <w:r>
+        <w:rPr>
+          <w:b w:val="0"/>
+          <w:i w:val="0"/>
+        </w:rPr>
         <w:t xml:space="preserve"> · </w:t>
       </w:r>
       <w:r>
         <w:rPr>
           <w:rFonts w:ascii="Consolas" w:hAnsi="Consolas"/>
+          <w:b w:val="0"/>
+          <w:i w:val="0"/>
           <w:sz w:val="19"/>
         </w:rPr>
         <w:t>1+0=1</w:t>
       </w:r>
       <w:r>
+        <w:rPr>
+          <w:b w:val="0"/>
+          <w:i w:val="0"/>
+        </w:rPr>
         <w:t xml:space="preserve"> · </w:t>
       </w:r>
       <w:r>
         <w:rPr>
           <w:rFonts w:ascii="Consolas" w:hAnsi="Consolas"/>
+          <w:b w:val="0"/>
+          <w:i w:val="0"/>
           <w:sz w:val="19"/>
         </w:rPr>
         <w:t>1+1=10</w:t>
       </w:r>
       <w:r>
+        <w:rPr>
+          <w:b w:val="0"/>
+          <w:i w:val="0"/>
+        </w:rPr>
         <w:t xml:space="preserve"> (write 0 carry 1) · </w:t>
       </w:r>
       <w:r>
         <w:rPr>
           <w:rFonts w:ascii="Consolas" w:hAnsi="Consolas"/>
+          <w:b w:val="0"/>
+          <w:i w:val="0"/>
           <w:sz w:val="19"/>
         </w:rPr>
         <w:t>1+1+1=11</w:t>
       </w:r>
       <w:r>
+        <w:rPr>
+          <w:b w:val="0"/>
+          <w:i w:val="0"/>
+        </w:rPr>
         <w:t xml:space="preserve"> (write 1 carry 1)</w:t>
       </w:r>
     </w:p>
@@ -933,10 +1124,15 @@
       <w:r>
         <w:rPr>
           <w:b/>
+          <w:i w:val="0"/>
         </w:rPr>
         <w:t>Overflow:</w:t>
       </w:r>
       <w:r>
+        <w:rPr>
+          <w:b w:val="0"/>
+          <w:i w:val="0"/>
+        </w:rPr>
         <w:t xml:space="preserve"> carry beyond available bits / two same-sign numbers give a wrong-sign result.</w:t>
       </w:r>
     </w:p>
@@ -945,6 +1141,10 @@
         <w:pStyle w:val="Heading3"/>
       </w:pPr>
       <w:r>
+        <w:rPr>
+          <w:b w:val="0"/>
+          <w:i w:val="0"/>
+        </w:rPr>
         <w:t>Binary subtraction</w:t>
       </w:r>
     </w:p>
@@ -955,19 +1155,29 @@
       <w:r>
         <w:rPr>
           <w:b/>
+          <w:i w:val="0"/>
         </w:rPr>
         <w:t>A − B = A + (−B)</w:t>
       </w:r>
       <w:r>
+        <w:rPr>
+          <w:b w:val="0"/>
+          <w:i w:val="0"/>
+        </w:rPr>
         <w:t xml:space="preserve"> — add the two's complement of B; </w:t>
       </w:r>
       <w:r>
         <w:rPr>
           <w:b/>
+          <w:i w:val="0"/>
         </w:rPr>
         <w:t>discard final carry</w:t>
       </w:r>
       <w:r>
+        <w:rPr>
+          <w:b w:val="0"/>
+          <w:i w:val="0"/>
+        </w:rPr>
         <w:t xml:space="preserve"> out of MSB.</w:t>
       </w:r>
     </w:p>
@@ -976,6 +1186,10 @@
         <w:pStyle w:val="Heading3"/>
       </w:pPr>
       <w:r>
+        <w:rPr>
+          <w:b w:val="0"/>
+          <w:i w:val="0"/>
+        </w:rPr>
         <w:t>Binary shifts</w:t>
       </w:r>
     </w:p>
@@ -1004,6 +1218,7 @@
             <w:r>
               <w:rPr>
                 <w:b/>
+                <w:i w:val="0"/>
               </w:rPr>
               <w:t>Shift</w:t>
             </w:r>
@@ -1023,6 +1238,7 @@
             <w:r>
               <w:rPr>
                 <w:b/>
+                <w:i w:val="0"/>
               </w:rPr>
               <w:t>Effect</w:t>
             </w:r>
@@ -1039,6 +1255,7 @@
             <w:r>
               <w:rPr>
                 <w:b/>
+                <w:i w:val="0"/>
               </w:rPr>
               <w:t>Logical left × n</w:t>
             </w:r>
@@ -1051,11 +1268,16 @@
           <w:p>
             <w:r/>
             <w:r>
+              <w:rPr>
+                <w:b w:val="0"/>
+                <w:i w:val="0"/>
+              </w:rPr>
               <w:t xml:space="preserve">fill 0s from right → </w:t>
             </w:r>
             <w:r>
               <w:rPr>
                 <w:b/>
+                <w:i w:val="0"/>
               </w:rPr>
               <w:t>× 2ⁿ</w:t>
             </w:r>
@@ -1072,6 +1294,7 @@
             <w:r>
               <w:rPr>
                 <w:b/>
+                <w:i w:val="0"/>
               </w:rPr>
               <w:t>Logical right × n</w:t>
             </w:r>
@@ -1084,15 +1307,24 @@
           <w:p>
             <w:r/>
             <w:r>
+              <w:rPr>
+                <w:b w:val="0"/>
+                <w:i w:val="0"/>
+              </w:rPr>
               <w:t xml:space="preserve">fill 0s from left → </w:t>
             </w:r>
             <w:r>
               <w:rPr>
                 <w:b/>
+                <w:i w:val="0"/>
               </w:rPr>
               <w:t>÷ 2ⁿ</w:t>
             </w:r>
             <w:r>
+              <w:rPr>
+                <w:b w:val="0"/>
+                <w:i w:val="0"/>
+              </w:rPr>
               <w:t xml:space="preserve"> (integer; lost bits)</w:t>
             </w:r>
           </w:p>
@@ -1108,6 +1340,7 @@
             <w:r>
               <w:rPr>
                 <w:b/>
+                <w:i w:val="0"/>
               </w:rPr>
               <w:t>Arithmetic right × n</w:t>
             </w:r>
@@ -1122,19 +1355,29 @@
             <w:r>
               <w:rPr>
                 <w:b/>
+                <w:i w:val="0"/>
               </w:rPr>
               <w:t>copies sign bit</w:t>
             </w:r>
             <w:r>
+              <w:rPr>
+                <w:b w:val="0"/>
+                <w:i w:val="0"/>
+              </w:rPr>
               <w:t xml:space="preserve"> in from left → </w:t>
             </w:r>
             <w:r>
               <w:rPr>
                 <w:b/>
+                <w:i w:val="0"/>
               </w:rPr>
               <w:t>÷ 2ⁿ for signed</w:t>
             </w:r>
             <w:r>
+              <w:rPr>
+                <w:b w:val="0"/>
+                <w:i w:val="0"/>
+              </w:rPr>
               <w:t xml:space="preserve"> numbers</w:t>
             </w:r>
           </w:p>
@@ -1147,15 +1390,24 @@
         <w:pStyle w:val="ListBullet"/>
       </w:pPr>
       <w:r>
+        <w:rPr>
+          <w:b w:val="0"/>
+          <w:i w:val="0"/>
+        </w:rPr>
         <w:t xml:space="preserve">Bits shifted off the end are </w:t>
       </w:r>
       <w:r>
         <w:rPr>
           <w:b/>
+          <w:i w:val="0"/>
         </w:rPr>
         <w:t>lost</w:t>
       </w:r>
       <w:r>
+        <w:rPr>
+          <w:b w:val="0"/>
+          <w:i w:val="0"/>
+        </w:rPr>
         <w:t>; left shift can overflow.</w:t>
       </w:r>
     </w:p>
@@ -1164,6 +1416,10 @@
         <w:pStyle w:val="Heading3"/>
       </w:pPr>
       <w:r>
+        <w:rPr>
+          <w:b w:val="0"/>
+          <w:i w:val="0"/>
+        </w:rPr>
         <w:t>Bitwise ops</w:t>
       </w:r>
     </w:p>
@@ -1171,37 +1427,57 @@
       <w:r>
         <w:rPr>
           <w:b/>
+          <w:i w:val="0"/>
         </w:rPr>
         <w:t>AND</w:t>
       </w:r>
       <w:r>
+        <w:rPr>
+          <w:b w:val="0"/>
+          <w:i w:val="0"/>
+        </w:rPr>
         <w:t xml:space="preserve"> = mask/keep bits · </w:t>
       </w:r>
       <w:r>
         <w:rPr>
           <w:b/>
+          <w:i w:val="0"/>
         </w:rPr>
         <w:t>OR</w:t>
       </w:r>
       <w:r>
+        <w:rPr>
+          <w:b w:val="0"/>
+          <w:i w:val="0"/>
+        </w:rPr>
         <w:t xml:space="preserve"> = set bits to 1 · </w:t>
       </w:r>
       <w:r>
         <w:rPr>
           <w:b/>
+          <w:i w:val="0"/>
         </w:rPr>
         <w:t>XOR</w:t>
       </w:r>
       <w:r>
+        <w:rPr>
+          <w:b w:val="0"/>
+          <w:i w:val="0"/>
+        </w:rPr>
         <w:t xml:space="preserve"> = toggle/differ · </w:t>
       </w:r>
       <w:r>
         <w:rPr>
           <w:b/>
+          <w:i w:val="0"/>
         </w:rPr>
         <w:t>NOT</w:t>
       </w:r>
       <w:r>
+        <w:rPr>
+          <w:b w:val="0"/>
+          <w:i w:val="0"/>
+        </w:rPr>
         <w:t xml:space="preserve"> = invert.</w:t>
       </w:r>
     </w:p>
@@ -1210,11 +1486,16 @@
         <w:pStyle w:val="Heading3"/>
       </w:pPr>
       <w:r>
+        <w:rPr>
+          <w:b w:val="0"/>
+          <w:i w:val="0"/>
+        </w:rPr>
         <w:t xml:space="preserve">Floating point — </w:t>
       </w:r>
       <w:r>
         <w:rPr>
           <w:b/>
+          <w:i w:val="0"/>
         </w:rPr>
         <w:t>value = mantissa × 2^exponent</w:t>
       </w:r>
@@ -1226,37 +1507,57 @@
       <w:r>
         <w:rPr>
           <w:b/>
+          <w:i w:val="0"/>
         </w:rPr>
         <w:t>Mantissa</w:t>
       </w:r>
       <w:r>
+        <w:rPr>
+          <w:b w:val="0"/>
+          <w:i w:val="0"/>
+        </w:rPr>
         <w:t xml:space="preserve"> = significant figures → </w:t>
       </w:r>
       <w:r>
         <w:rPr>
           <w:b/>
+          <w:i w:val="0"/>
         </w:rPr>
         <w:t>precision</w:t>
       </w:r>
       <w:r>
+        <w:rPr>
+          <w:b w:val="0"/>
+          <w:i w:val="0"/>
+        </w:rPr>
         <w:t xml:space="preserve">. </w:t>
       </w:r>
       <w:r>
         <w:rPr>
           <w:b/>
+          <w:i w:val="0"/>
         </w:rPr>
         <w:t>Exponent</w:t>
       </w:r>
       <w:r>
+        <w:rPr>
+          <w:b w:val="0"/>
+          <w:i w:val="0"/>
+        </w:rPr>
         <w:t xml:space="preserve"> = position of point → </w:t>
       </w:r>
       <w:r>
         <w:rPr>
           <w:b/>
+          <w:i w:val="0"/>
         </w:rPr>
         <w:t>range</w:t>
       </w:r>
       <w:r>
+        <w:rPr>
+          <w:b w:val="0"/>
+          <w:i w:val="0"/>
+        </w:rPr>
         <w:t>.</w:t>
       </w:r>
     </w:p>
@@ -1265,15 +1566,24 @@
         <w:pStyle w:val="ListBullet"/>
       </w:pPr>
       <w:r>
+        <w:rPr>
+          <w:b w:val="0"/>
+          <w:i w:val="0"/>
+        </w:rPr>
         <w:t xml:space="preserve">Both stored in </w:t>
       </w:r>
       <w:r>
         <w:rPr>
           <w:b/>
+          <w:i w:val="0"/>
         </w:rPr>
         <w:t>two's complement</w:t>
       </w:r>
       <w:r>
+        <w:rPr>
+          <w:b w:val="0"/>
+          <w:i w:val="0"/>
+        </w:rPr>
         <w:t xml:space="preserve"> (signed). Point assumed after first (sign) bit of mantissa.</w:t>
       </w:r>
     </w:p>
@@ -1284,28 +1594,47 @@
       <w:r>
         <w:rPr>
           <w:b/>
+          <w:i w:val="0"/>
         </w:rPr>
         <w:t>Normalisation rule:</w:t>
       </w:r>
       <w:r>
+        <w:rPr>
+          <w:b w:val="0"/>
+          <w:i w:val="0"/>
+        </w:rPr>
         <w:t xml:space="preserve"> positive starts </w:t>
       </w:r>
       <w:r>
         <w:rPr>
+          <w:rFonts w:ascii="Consolas" w:hAnsi="Consolas"/>
           <w:b/>
+          <w:i w:val="0"/>
+          <w:sz w:val="19"/>
         </w:rPr>
-        <w:t>`0.1…`</w:t>
+        <w:t>0.1…</w:t>
       </w:r>
       <w:r>
+        <w:rPr>
+          <w:b w:val="0"/>
+          <w:i w:val="0"/>
+        </w:rPr>
         <w:t xml:space="preserve"> ; negative starts </w:t>
       </w:r>
       <w:r>
         <w:rPr>
+          <w:rFonts w:ascii="Consolas" w:hAnsi="Consolas"/>
           <w:b/>
+          <w:i w:val="0"/>
+          <w:sz w:val="19"/>
         </w:rPr>
-        <w:t>`1.0…`</w:t>
+        <w:t>1.0…</w:t>
       </w:r>
       <w:r>
+        <w:rPr>
+          <w:b w:val="0"/>
+          <w:i w:val="0"/>
+        </w:rPr>
         <w:t xml:space="preserve"> (removes wasted leading bits → max precision).</w:t>
       </w:r>
     </w:p>
@@ -1314,24 +1643,38 @@
         <w:pStyle w:val="ListBullet"/>
       </w:pPr>
       <w:r>
+        <w:rPr>
+          <w:b w:val="0"/>
+          <w:i w:val="0"/>
+        </w:rPr>
         <w:t xml:space="preserve">Moving point </w:t>
       </w:r>
       <w:r>
         <w:rPr>
           <w:b/>
+          <w:i w:val="0"/>
         </w:rPr>
         <w:t>right ⇒ exponent decreases</w:t>
       </w:r>
       <w:r>
+        <w:rPr>
+          <w:b w:val="0"/>
+          <w:i w:val="0"/>
+        </w:rPr>
         <w:t xml:space="preserve">; moving </w:t>
       </w:r>
       <w:r>
         <w:rPr>
           <w:b/>
+          <w:i w:val="0"/>
         </w:rPr>
         <w:t>left ⇒ exponent increases</w:t>
       </w:r>
       <w:r>
+        <w:rPr>
+          <w:b w:val="0"/>
+          <w:i w:val="0"/>
+        </w:rPr>
         <w:t xml:space="preserve"> (value unchanged).</w:t>
       </w:r>
     </w:p>
@@ -1342,10 +1685,15 @@
       <w:r>
         <w:rPr>
           <w:b/>
+          <w:i w:val="0"/>
         </w:rPr>
         <w:t>Trade-off (fixed total bits):</w:t>
       </w:r>
       <w:r>
+        <w:rPr>
+          <w:b w:val="0"/>
+          <w:i w:val="0"/>
+        </w:rPr>
         <w:t xml:space="preserve"> more mantissa = more precision, less range; more exponent = more range, less precision.</w:t>
       </w:r>
     </w:p>
@@ -1354,6 +1702,10 @@
         <w:pStyle w:val="Heading3"/>
       </w:pPr>
       <w:r>
+        <w:rPr>
+          <w:b w:val="0"/>
+          <w:i w:val="0"/>
+        </w:rPr>
         <w:t>Character sets</w:t>
       </w:r>
     </w:p>
@@ -1364,40 +1716,63 @@
       <w:r>
         <w:rPr>
           <w:b/>
+          <w:i w:val="0"/>
         </w:rPr>
         <w:t>ASCII:</w:t>
       </w:r>
       <w:r>
+        <w:rPr>
+          <w:b w:val="0"/>
+          <w:i w:val="0"/>
+        </w:rPr>
         <w:t xml:space="preserve"> 7-bit = 128 chars (</w:t>
       </w:r>
       <w:r>
         <w:rPr>
           <w:rFonts w:ascii="Consolas" w:hAnsi="Consolas"/>
+          <w:b w:val="0"/>
+          <w:i w:val="0"/>
           <w:sz w:val="19"/>
         </w:rPr>
         <w:t>'A'</w:t>
       </w:r>
       <w:r>
+        <w:rPr>
+          <w:b w:val="0"/>
+          <w:i w:val="0"/>
+        </w:rPr>
         <w:t xml:space="preserve">=65, </w:t>
       </w:r>
       <w:r>
         <w:rPr>
           <w:rFonts w:ascii="Consolas" w:hAnsi="Consolas"/>
+          <w:b w:val="0"/>
+          <w:i w:val="0"/>
           <w:sz w:val="19"/>
         </w:rPr>
         <w:t>'a'</w:t>
       </w:r>
       <w:r>
+        <w:rPr>
+          <w:b w:val="0"/>
+          <w:i w:val="0"/>
+        </w:rPr>
         <w:t xml:space="preserve">=97, </w:t>
       </w:r>
       <w:r>
         <w:rPr>
           <w:rFonts w:ascii="Consolas" w:hAnsi="Consolas"/>
+          <w:b w:val="0"/>
+          <w:i w:val="0"/>
           <w:sz w:val="19"/>
         </w:rPr>
         <w:t>'0'</w:t>
       </w:r>
       <w:r>
+        <w:rPr>
+          <w:b w:val="0"/>
+          <w:i w:val="0"/>
+        </w:rPr>
         <w:t>=48); extended 8-bit = 256.</w:t>
       </w:r>
     </w:p>
@@ -1408,19 +1783,29 @@
       <w:r>
         <w:rPr>
           <w:b/>
+          <w:i w:val="0"/>
         </w:rPr>
         <w:t>Unicode:</w:t>
       </w:r>
       <w:r>
+        <w:rPr>
+          <w:b w:val="0"/>
+          <w:i w:val="0"/>
+        </w:rPr>
         <w:t xml:space="preserve"> more bits (UTF-8 = 1–4 bytes) → ~1.1M code points, all languages + emoji. </w:t>
       </w:r>
       <w:r>
         <w:rPr>
           <w:b/>
+          <w:i w:val="0"/>
         </w:rPr>
         <w:t>ASCII is a subset</w:t>
       </w:r>
       <w:r>
+        <w:rPr>
+          <w:b w:val="0"/>
+          <w:i w:val="0"/>
+        </w:rPr>
         <w:t xml:space="preserve"> (first 128 codes) ⇒ backward-compatible.</w:t>
       </w:r>
     </w:p>
@@ -1436,6 +1821,10 @@
         <w:pStyle w:val="Heading2"/>
       </w:pPr>
       <w:r>
+        <w:rPr>
+          <w:b w:val="0"/>
+          <w:i w:val="0"/>
+        </w:rPr>
         <w:t>1.4.2 Data Structures</w:t>
       </w:r>
     </w:p>
@@ -1444,6 +1833,10 @@
         <w:pStyle w:val="Heading3"/>
       </w:pPr>
       <w:r>
+        <w:rPr>
+          <w:b w:val="0"/>
+          <w:i w:val="0"/>
+        </w:rPr>
         <w:t>Static vs dynamic</w:t>
       </w:r>
     </w:p>
@@ -1486,6 +1879,7 @@
             <w:r>
               <w:rPr>
                 <w:b/>
+                <w:i w:val="0"/>
               </w:rPr>
               <w:t>Static</w:t>
             </w:r>
@@ -1505,6 +1899,7 @@
             <w:r>
               <w:rPr>
                 <w:b/>
+                <w:i w:val="0"/>
               </w:rPr>
               <w:t>Dynamic</w:t>
             </w:r>
@@ -1519,6 +1914,10 @@
           <w:p>
             <w:r/>
             <w:r>
+              <w:rPr>
+                <w:b w:val="0"/>
+                <w:i w:val="0"/>
+              </w:rPr>
               <w:t>Size</w:t>
             </w:r>
           </w:p>
@@ -1530,6 +1929,10 @@
           <w:p>
             <w:r/>
             <w:r>
+              <w:rPr>
+                <w:b w:val="0"/>
+                <w:i w:val="0"/>
+              </w:rPr>
               <w:t>Fixed at declaration</w:t>
             </w:r>
           </w:p>
@@ -1541,6 +1944,10 @@
           <w:p>
             <w:r/>
             <w:r>
+              <w:rPr>
+                <w:b w:val="0"/>
+                <w:i w:val="0"/>
+              </w:rPr>
               <w:t>Grows/shrinks at run time</w:t>
             </w:r>
           </w:p>
@@ -1554,6 +1961,10 @@
           <w:p>
             <w:r/>
             <w:r>
+              <w:rPr>
+                <w:b w:val="0"/>
+                <w:i w:val="0"/>
+              </w:rPr>
               <w:t>Memory</w:t>
             </w:r>
           </w:p>
@@ -1565,6 +1976,10 @@
           <w:p>
             <w:r/>
             <w:r>
+              <w:rPr>
+                <w:b w:val="0"/>
+                <w:i w:val="0"/>
+              </w:rPr>
               <w:t>Contiguous block up front</w:t>
             </w:r>
           </w:p>
@@ -1576,15 +1991,24 @@
           <w:p>
             <w:r/>
             <w:r>
+              <w:rPr>
+                <w:b w:val="0"/>
+                <w:i w:val="0"/>
+              </w:rPr>
               <w:t xml:space="preserve">Allocated from </w:t>
             </w:r>
             <w:r>
               <w:rPr>
                 <w:b/>
+                <w:i w:val="0"/>
               </w:rPr>
               <w:t>heap</w:t>
             </w:r>
             <w:r>
+              <w:rPr>
+                <w:b w:val="0"/>
+                <w:i w:val="0"/>
+              </w:rPr>
               <w:t xml:space="preserve"> as needed</w:t>
             </w:r>
           </w:p>
@@ -1598,6 +2022,10 @@
           <w:p>
             <w:r/>
             <w:r>
+              <w:rPr>
+                <w:b w:val="0"/>
+                <w:i w:val="0"/>
+              </w:rPr>
               <w:t>Trade-off</w:t>
             </w:r>
           </w:p>
@@ -1609,6 +2037,10 @@
           <w:p>
             <w:r/>
             <w:r>
+              <w:rPr>
+                <w:b w:val="0"/>
+                <w:i w:val="0"/>
+              </w:rPr>
               <w:t>Fast access, may waste/run out</w:t>
             </w:r>
           </w:p>
@@ -1620,6 +2052,10 @@
           <w:p>
             <w:r/>
             <w:r>
+              <w:rPr>
+                <w:b w:val="0"/>
+                <w:i w:val="0"/>
+              </w:rPr>
               <w:t>Flexible, pointer overhead</w:t>
             </w:r>
           </w:p>
@@ -1633,6 +2069,10 @@
           <w:p>
             <w:r/>
             <w:r>
+              <w:rPr>
+                <w:b w:val="0"/>
+                <w:i w:val="0"/>
+              </w:rPr>
               <w:t>Example</w:t>
             </w:r>
           </w:p>
@@ -1646,6 +2086,7 @@
             <w:r>
               <w:rPr>
                 <w:b/>
+                <w:i w:val="0"/>
               </w:rPr>
               <w:t>Array</w:t>
             </w:r>
@@ -1660,6 +2101,7 @@
             <w:r>
               <w:rPr>
                 <w:b/>
+                <w:i w:val="0"/>
               </w:rPr>
               <w:t>Linked list</w:t>
             </w:r>
@@ -1694,6 +2136,7 @@
             <w:r>
               <w:rPr>
                 <w:b/>
+                <w:i w:val="0"/>
               </w:rPr>
               <w:t>Structure</w:t>
             </w:r>
@@ -1713,6 +2156,7 @@
             <w:r>
               <w:rPr>
                 <w:b/>
+                <w:i w:val="0"/>
               </w:rPr>
               <w:t>Key facts &amp; operations</w:t>
             </w:r>
@@ -1732,6 +2176,7 @@
             <w:r>
               <w:rPr>
                 <w:b/>
+                <w:i w:val="0"/>
               </w:rPr>
               <w:t>Static/Dynamic</w:t>
             </w:r>
@@ -1748,6 +2193,7 @@
             <w:r>
               <w:rPr>
                 <w:b/>
+                <w:i w:val="0"/>
               </w:rPr>
               <w:t>Array (1D/2D/3D)</w:t>
             </w:r>
@@ -1760,30 +2206,47 @@
           <w:p>
             <w:r/>
             <w:r>
+              <w:rPr>
+                <w:b w:val="0"/>
+                <w:i w:val="0"/>
+              </w:rPr>
               <w:t xml:space="preserve">Fixed size, </w:t>
             </w:r>
             <w:r>
               <w:rPr>
                 <w:b/>
+                <w:i w:val="0"/>
               </w:rPr>
               <w:t>same type</w:t>
             </w:r>
             <w:r>
+              <w:rPr>
+                <w:b w:val="0"/>
+                <w:i w:val="0"/>
+              </w:rPr>
               <w:t xml:space="preserve">, indexed (0-based), O(1) access. 2D </w:t>
             </w:r>
             <w:r>
               <w:rPr>
                 <w:rFonts w:ascii="Consolas" w:hAnsi="Consolas"/>
+                <w:b w:val="0"/>
+                <w:i w:val="0"/>
                 <w:sz w:val="19"/>
               </w:rPr>
               <w:t>grid[r][c]</w:t>
             </w:r>
             <w:r>
+              <w:rPr>
+                <w:b w:val="0"/>
+                <w:i w:val="0"/>
+              </w:rPr>
               <w:t xml:space="preserve">, 3D </w:t>
             </w:r>
             <w:r>
               <w:rPr>
                 <w:rFonts w:ascii="Consolas" w:hAnsi="Consolas"/>
+                <w:b w:val="0"/>
+                <w:i w:val="0"/>
                 <w:sz w:val="19"/>
               </w:rPr>
               <w:t>cube[l][r][c]</w:t>
@@ -1797,6 +2260,10 @@
           <w:p>
             <w:r/>
             <w:r>
+              <w:rPr>
+                <w:b w:val="0"/>
+                <w:i w:val="0"/>
+              </w:rPr>
               <w:t>Static</w:t>
             </w:r>
           </w:p>
@@ -1812,6 +2279,7 @@
             <w:r>
               <w:rPr>
                 <w:b/>
+                <w:i w:val="0"/>
               </w:rPr>
               <w:t>Record</w:t>
             </w:r>
@@ -1824,20 +2292,31 @@
           <w:p>
             <w:r/>
             <w:r>
+              <w:rPr>
+                <w:b w:val="0"/>
+                <w:i w:val="0"/>
+              </w:rPr>
               <w:t xml:space="preserve">Named fields of </w:t>
             </w:r>
             <w:r>
               <w:rPr>
                 <w:b/>
+                <w:i w:val="0"/>
               </w:rPr>
               <w:t>different</w:t>
             </w:r>
             <w:r>
+              <w:rPr>
+                <w:b w:val="0"/>
+                <w:i w:val="0"/>
+              </w:rPr>
               <w:t xml:space="preserve"> types; </w:t>
             </w:r>
             <w:r>
               <w:rPr>
                 <w:rFonts w:ascii="Consolas" w:hAnsi="Consolas"/>
+                <w:b w:val="0"/>
+                <w:i w:val="0"/>
                 <w:sz w:val="19"/>
               </w:rPr>
               <w:t>student.name</w:t>
@@ -1851,6 +2330,10 @@
           <w:p>
             <w:r/>
             <w:r>
+              <w:rPr>
+                <w:b w:val="0"/>
+                <w:i w:val="0"/>
+              </w:rPr>
               <w:t>Static</w:t>
             </w:r>
           </w:p>
@@ -1866,6 +2349,7 @@
             <w:r>
               <w:rPr>
                 <w:b/>
+                <w:i w:val="0"/>
               </w:rPr>
               <w:t>List</w:t>
             </w:r>
@@ -1878,15 +2362,24 @@
           <w:p>
             <w:r/>
             <w:r>
+              <w:rPr>
+                <w:b w:val="0"/>
+                <w:i w:val="0"/>
+              </w:rPr>
               <w:t xml:space="preserve">Ordered, </w:t>
             </w:r>
             <w:r>
               <w:rPr>
                 <w:b/>
+                <w:i w:val="0"/>
               </w:rPr>
               <w:t>mutable</w:t>
             </w:r>
             <w:r>
+              <w:rPr>
+                <w:b w:val="0"/>
+                <w:i w:val="0"/>
+              </w:rPr>
               <w:t>, mixed types, resizable; append/insert/remove/index</w:t>
             </w:r>
           </w:p>
@@ -1898,6 +2391,10 @@
           <w:p>
             <w:r/>
             <w:r>
+              <w:rPr>
+                <w:b w:val="0"/>
+                <w:i w:val="0"/>
+              </w:rPr>
               <w:t>Dynamic</w:t>
             </w:r>
           </w:p>
@@ -1913,6 +2410,7 @@
             <w:r>
               <w:rPr>
                 <w:b/>
+                <w:i w:val="0"/>
               </w:rPr>
               <w:t>Tuple</w:t>
             </w:r>
@@ -1925,20 +2423,31 @@
           <w:p>
             <w:r/>
             <w:r>
+              <w:rPr>
+                <w:b w:val="0"/>
+                <w:i w:val="0"/>
+              </w:rPr>
               <w:t xml:space="preserve">Ordered, </w:t>
             </w:r>
             <w:r>
               <w:rPr>
                 <w:b/>
+                <w:i w:val="0"/>
               </w:rPr>
               <w:t>immutable</w:t>
             </w:r>
             <w:r>
+              <w:rPr>
+                <w:b w:val="0"/>
+                <w:i w:val="0"/>
+              </w:rPr>
               <w:t xml:space="preserve"> (cannot change); e.g. </w:t>
             </w:r>
             <w:r>
               <w:rPr>
                 <w:rFonts w:ascii="Consolas" w:hAnsi="Consolas"/>
+                <w:b w:val="0"/>
+                <w:i w:val="0"/>
                 <w:sz w:val="19"/>
               </w:rPr>
               <w:t>(x,y)</w:t>
@@ -1952,6 +2461,10 @@
           <w:p>
             <w:r/>
             <w:r>
+              <w:rPr>
+                <w:b w:val="0"/>
+                <w:i w:val="0"/>
+              </w:rPr>
               <w:t>Static</w:t>
             </w:r>
           </w:p>
@@ -1967,6 +2480,7 @@
             <w:r>
               <w:rPr>
                 <w:b/>
+                <w:i w:val="0"/>
               </w:rPr>
               <w:t>Linked list</w:t>
             </w:r>
@@ -1981,19 +2495,29 @@
             <w:r>
               <w:rPr>
                 <w:b/>
+                <w:i w:val="0"/>
               </w:rPr>
               <w:t>Nodes</w:t>
             </w:r>
             <w:r>
+              <w:rPr>
+                <w:b w:val="0"/>
+                <w:i w:val="0"/>
+              </w:rPr>
               <w:t xml:space="preserve"> = data + pointer to next; head pointer, last = null. Easy insert/delete (repoint); </w:t>
             </w:r>
             <w:r>
               <w:rPr>
                 <w:b/>
+                <w:i w:val="0"/>
               </w:rPr>
               <w:t>no random access</w:t>
             </w:r>
             <w:r>
+              <w:rPr>
+                <w:b w:val="0"/>
+                <w:i w:val="0"/>
+              </w:rPr>
               <w:t>, must traverse</w:t>
             </w:r>
           </w:p>
@@ -2005,6 +2529,10 @@
           <w:p>
             <w:r/>
             <w:r>
+              <w:rPr>
+                <w:b w:val="0"/>
+                <w:i w:val="0"/>
+              </w:rPr>
               <w:t>Dynamic</w:t>
             </w:r>
           </w:p>
@@ -2020,6 +2548,7 @@
             <w:r>
               <w:rPr>
                 <w:b/>
+                <w:i w:val="0"/>
               </w:rPr>
               <w:t>Stack (LIFO)</w:t>
             </w:r>
@@ -2032,15 +2561,24 @@
           <w:p>
             <w:r/>
             <w:r>
+              <w:rPr>
+                <w:b w:val="0"/>
+                <w:i w:val="0"/>
+              </w:rPr>
               <w:t xml:space="preserve">push/pop/peek at </w:t>
             </w:r>
             <w:r>
               <w:rPr>
                 <w:b/>
+                <w:i w:val="0"/>
               </w:rPr>
               <w:t>top</w:t>
             </w:r>
             <w:r>
+              <w:rPr>
+                <w:b w:val="0"/>
+                <w:i w:val="0"/>
+              </w:rPr>
               <w:t xml:space="preserve"> via stack pointer. Overflow/underflow. Uses: call stack, undo, backtracking</w:t>
             </w:r>
           </w:p>
@@ -2052,6 +2590,10 @@
           <w:p>
             <w:r/>
             <w:r>
+              <w:rPr>
+                <w:b w:val="0"/>
+                <w:i w:val="0"/>
+              </w:rPr>
               <w:t>Either</w:t>
             </w:r>
           </w:p>
@@ -2067,6 +2609,7 @@
             <w:r>
               <w:rPr>
                 <w:b/>
+                <w:i w:val="0"/>
               </w:rPr>
               <w:t>Queue (FIFO)</w:t>
             </w:r>
@@ -2079,34 +2622,54 @@
           <w:p>
             <w:r/>
             <w:r>
+              <w:rPr>
+                <w:b w:val="0"/>
+                <w:i w:val="0"/>
+              </w:rPr>
               <w:t xml:space="preserve">enqueue at </w:t>
             </w:r>
             <w:r>
               <w:rPr>
                 <w:b/>
+                <w:i w:val="0"/>
               </w:rPr>
               <w:t>rear</w:t>
             </w:r>
             <w:r>
+              <w:rPr>
+                <w:b w:val="0"/>
+                <w:i w:val="0"/>
+              </w:rPr>
               <w:t xml:space="preserve">, dequeue at </w:t>
             </w:r>
             <w:r>
               <w:rPr>
                 <w:b/>
+                <w:i w:val="0"/>
               </w:rPr>
               <w:t>front</w:t>
             </w:r>
             <w:r>
+              <w:rPr>
+                <w:b w:val="0"/>
+                <w:i w:val="0"/>
+              </w:rPr>
               <w:t xml:space="preserve">. Circular: </w:t>
             </w:r>
             <w:r>
               <w:rPr>
                 <w:rFonts w:ascii="Consolas" w:hAnsi="Consolas"/>
+                <w:b w:val="0"/>
+                <w:i w:val="0"/>
                 <w:sz w:val="19"/>
               </w:rPr>
               <w:t>rear=(rear+1) MOD size</w:t>
             </w:r>
             <w:r>
+              <w:rPr>
+                <w:b w:val="0"/>
+                <w:i w:val="0"/>
+              </w:rPr>
               <w:t xml:space="preserve"> reuses space. Priority: highest priority first. Uses: spooling, buffers, scheduling</w:t>
             </w:r>
           </w:p>
@@ -2118,6 +2681,10 @@
           <w:p>
             <w:r/>
             <w:r>
+              <w:rPr>
+                <w:b w:val="0"/>
+                <w:i w:val="0"/>
+              </w:rPr>
               <w:t>Either</w:t>
             </w:r>
           </w:p>
@@ -2133,6 +2700,7 @@
             <w:r>
               <w:rPr>
                 <w:b/>
+                <w:i w:val="0"/>
               </w:rPr>
               <w:t>Graph</w:t>
             </w:r>
@@ -2145,24 +2713,38 @@
           <w:p>
             <w:r/>
             <w:r>
+              <w:rPr>
+                <w:b w:val="0"/>
+                <w:i w:val="0"/>
+              </w:rPr>
               <w:t xml:space="preserve">Vertices + edges; directed/undirected/weighted. Adjacency </w:t>
             </w:r>
             <w:r>
               <w:rPr>
                 <w:b/>
+                <w:i w:val="0"/>
               </w:rPr>
               <w:t>matrix</w:t>
             </w:r>
             <w:r>
+              <w:rPr>
+                <w:b w:val="0"/>
+                <w:i w:val="0"/>
+              </w:rPr>
               <w:t xml:space="preserve"> (dense, O(1) lookup) vs </w:t>
             </w:r>
             <w:r>
               <w:rPr>
                 <w:b/>
+                <w:i w:val="0"/>
               </w:rPr>
               <w:t>list</w:t>
             </w:r>
             <w:r>
+              <w:rPr>
+                <w:b w:val="0"/>
+                <w:i w:val="0"/>
+              </w:rPr>
               <w:t xml:space="preserve"> (sparse, memory-efficient)</w:t>
             </w:r>
           </w:p>
@@ -2174,6 +2756,10 @@
           <w:p>
             <w:r/>
             <w:r>
+              <w:rPr>
+                <w:b w:val="0"/>
+                <w:i w:val="0"/>
+              </w:rPr>
               <w:t>Either</w:t>
             </w:r>
           </w:p>
@@ -2189,6 +2775,7 @@
             <w:r>
               <w:rPr>
                 <w:b/>
+                <w:i w:val="0"/>
               </w:rPr>
               <w:t>Tree</w:t>
             </w:r>
@@ -2201,6 +2788,10 @@
           <w:p>
             <w:r/>
             <w:r>
+              <w:rPr>
+                <w:b w:val="0"/>
+                <w:i w:val="0"/>
+              </w:rPr>
               <w:t>Connected, acyclic; root, parent/child, leaf. Binary tree ≤ 2 children</w:t>
             </w:r>
           </w:p>
@@ -2212,6 +2803,10 @@
           <w:p>
             <w:r/>
             <w:r>
+              <w:rPr>
+                <w:b w:val="0"/>
+                <w:i w:val="0"/>
+              </w:rPr>
               <w:t>Either</w:t>
             </w:r>
           </w:p>
@@ -2227,6 +2822,7 @@
             <w:r>
               <w:rPr>
                 <w:b/>
+                <w:i w:val="0"/>
               </w:rPr>
               <w:t>BST</w:t>
             </w:r>
@@ -2239,15 +2835,24 @@
           <w:p>
             <w:r/>
             <w:r>
+              <w:rPr>
+                <w:b w:val="0"/>
+                <w:i w:val="0"/>
+              </w:rPr>
               <w:t xml:space="preserve">Binary tree where </w:t>
             </w:r>
             <w:r>
               <w:rPr>
                 <w:b/>
+                <w:i w:val="0"/>
               </w:rPr>
               <w:t>left subtree &lt; node &lt; right subtree</w:t>
             </w:r>
             <w:r>
+              <w:rPr>
+                <w:b w:val="0"/>
+                <w:i w:val="0"/>
+              </w:rPr>
               <w:t>; O(log n) search when balanced. Insert: go left if smaller, right if larger</w:t>
             </w:r>
           </w:p>
@@ -2259,6 +2864,10 @@
           <w:p>
             <w:r/>
             <w:r>
+              <w:rPr>
+                <w:b w:val="0"/>
+                <w:i w:val="0"/>
+              </w:rPr>
               <w:t>Either</w:t>
             </w:r>
           </w:p>
@@ -2274,6 +2883,7 @@
             <w:r>
               <w:rPr>
                 <w:b/>
+                <w:i w:val="0"/>
               </w:rPr>
               <w:t>Hash table</w:t>
             </w:r>
@@ -2286,34 +2896,54 @@
           <w:p>
             <w:r/>
             <w:r>
+              <w:rPr>
+                <w:b w:val="0"/>
+                <w:i w:val="0"/>
+              </w:rPr>
               <w:t xml:space="preserve">Key→index via </w:t>
             </w:r>
             <w:r>
               <w:rPr>
                 <w:b/>
+                <w:i w:val="0"/>
               </w:rPr>
               <w:t>hash function</w:t>
             </w:r>
             <w:r>
+              <w:rPr>
+                <w:b w:val="0"/>
+                <w:i w:val="0"/>
+              </w:rPr>
               <w:t xml:space="preserve"> (e.g. </w:t>
             </w:r>
             <w:r>
               <w:rPr>
                 <w:rFonts w:ascii="Consolas" w:hAnsi="Consolas"/>
+                <w:b w:val="0"/>
+                <w:i w:val="0"/>
                 <w:sz w:val="19"/>
               </w:rPr>
               <w:t>key MOD size</w:t>
             </w:r>
             <w:r>
+              <w:rPr>
+                <w:b w:val="0"/>
+                <w:i w:val="0"/>
+              </w:rPr>
               <w:t xml:space="preserve">), ~O(1). </w:t>
             </w:r>
             <w:r>
               <w:rPr>
                 <w:b/>
+                <w:i w:val="0"/>
               </w:rPr>
               <w:t>Collision</w:t>
             </w:r>
             <w:r>
+              <w:rPr>
+                <w:b w:val="0"/>
+                <w:i w:val="0"/>
+              </w:rPr>
               <w:t xml:space="preserve"> = 2 keys same index → linear probing or chaining. Load factor ↑ = slower</w:t>
             </w:r>
           </w:p>
@@ -2325,6 +2955,10 @@
           <w:p>
             <w:r/>
             <w:r>
+              <w:rPr>
+                <w:b w:val="0"/>
+                <w:i w:val="0"/>
+              </w:rPr>
               <w:t>Either</w:t>
             </w:r>
           </w:p>
@@ -2336,19 +2970,29 @@
       <w:r>
         <w:rPr>
           <w:b/>
+          <w:i w:val="0"/>
         </w:rPr>
         <w:t>Tree traversals:</w:t>
       </w:r>
       <w:r>
+        <w:rPr>
+          <w:b w:val="0"/>
+          <w:i w:val="0"/>
+        </w:rPr>
         <w:t xml:space="preserve"> Pre-order (root,L,R) prefix/copy · </w:t>
       </w:r>
       <w:r>
         <w:rPr>
           <w:b/>
+          <w:i w:val="0"/>
         </w:rPr>
         <w:t>In-order (L,root,R) = BST ascending</w:t>
       </w:r>
       <w:r>
+        <w:rPr>
+          <w:b w:val="0"/>
+          <w:i w:val="0"/>
+        </w:rPr>
         <w:t xml:space="preserve"> · Post-order (L,R,root) postfix/delete.</w:t>
       </w:r>
     </w:p>
@@ -2364,6 +3008,10 @@
         <w:pStyle w:val="Heading2"/>
       </w:pPr>
       <w:r>
+        <w:rPr>
+          <w:b w:val="0"/>
+          <w:i w:val="0"/>
+        </w:rPr>
         <w:t>1.4.3 Boolean Algebra</w:t>
       </w:r>
     </w:p>
@@ -2372,6 +3020,10 @@
         <w:pStyle w:val="Heading3"/>
       </w:pPr>
       <w:r>
+        <w:rPr>
+          <w:b w:val="0"/>
+          <w:i w:val="0"/>
+        </w:rPr>
         <w:t>Logic gates truth table</w:t>
       </w:r>
     </w:p>
@@ -2405,6 +3057,7 @@
             <w:r>
               <w:rPr>
                 <w:b/>
+                <w:i w:val="0"/>
               </w:rPr>
               <w:t>A</w:t>
             </w:r>
@@ -2424,6 +3077,7 @@
             <w:r>
               <w:rPr>
                 <w:b/>
+                <w:i w:val="0"/>
               </w:rPr>
               <w:t>B</w:t>
             </w:r>
@@ -2443,6 +3097,7 @@
             <w:r>
               <w:rPr>
                 <w:b/>
+                <w:i w:val="0"/>
               </w:rPr>
               <w:t>AND</w:t>
             </w:r>
@@ -2462,6 +3117,7 @@
             <w:r>
               <w:rPr>
                 <w:b/>
+                <w:i w:val="0"/>
               </w:rPr>
               <w:t>OR</w:t>
             </w:r>
@@ -2481,6 +3137,7 @@
             <w:r>
               <w:rPr>
                 <w:b/>
+                <w:i w:val="0"/>
               </w:rPr>
               <w:t>XOR</w:t>
             </w:r>
@@ -2500,6 +3157,7 @@
             <w:r>
               <w:rPr>
                 <w:b/>
+                <w:i w:val="0"/>
               </w:rPr>
               <w:t>NAND</w:t>
             </w:r>
@@ -2519,6 +3177,7 @@
             <w:r>
               <w:rPr>
                 <w:b/>
+                <w:i w:val="0"/>
               </w:rPr>
               <w:t>NOR</w:t>
             </w:r>
@@ -2533,6 +3192,10 @@
           <w:p>
             <w:r/>
             <w:r>
+              <w:rPr>
+                <w:b w:val="0"/>
+                <w:i w:val="0"/>
+              </w:rPr>
               <w:t>0</w:t>
             </w:r>
           </w:p>
@@ -2544,6 +3207,10 @@
           <w:p>
             <w:r/>
             <w:r>
+              <w:rPr>
+                <w:b w:val="0"/>
+                <w:i w:val="0"/>
+              </w:rPr>
               <w:t>0</w:t>
             </w:r>
           </w:p>
@@ -2555,6 +3222,10 @@
           <w:p>
             <w:r/>
             <w:r>
+              <w:rPr>
+                <w:b w:val="0"/>
+                <w:i w:val="0"/>
+              </w:rPr>
               <w:t>0</w:t>
             </w:r>
           </w:p>
@@ -2566,6 +3237,10 @@
           <w:p>
             <w:r/>
             <w:r>
+              <w:rPr>
+                <w:b w:val="0"/>
+                <w:i w:val="0"/>
+              </w:rPr>
               <w:t>0</w:t>
             </w:r>
           </w:p>
@@ -2577,6 +3252,10 @@
           <w:p>
             <w:r/>
             <w:r>
+              <w:rPr>
+                <w:b w:val="0"/>
+                <w:i w:val="0"/>
+              </w:rPr>
               <w:t>0</w:t>
             </w:r>
           </w:p>
@@ -2588,6 +3267,10 @@
           <w:p>
             <w:r/>
             <w:r>
+              <w:rPr>
+                <w:b w:val="0"/>
+                <w:i w:val="0"/>
+              </w:rPr>
               <w:t>1</w:t>
             </w:r>
           </w:p>
@@ -2599,6 +3282,10 @@
           <w:p>
             <w:r/>
             <w:r>
+              <w:rPr>
+                <w:b w:val="0"/>
+                <w:i w:val="0"/>
+              </w:rPr>
               <w:t>1</w:t>
             </w:r>
           </w:p>
@@ -2612,6 +3299,10 @@
           <w:p>
             <w:r/>
             <w:r>
+              <w:rPr>
+                <w:b w:val="0"/>
+                <w:i w:val="0"/>
+              </w:rPr>
               <w:t>0</w:t>
             </w:r>
           </w:p>
@@ -2623,6 +3314,10 @@
           <w:p>
             <w:r/>
             <w:r>
+              <w:rPr>
+                <w:b w:val="0"/>
+                <w:i w:val="0"/>
+              </w:rPr>
               <w:t>1</w:t>
             </w:r>
           </w:p>
@@ -2634,6 +3329,10 @@
           <w:p>
             <w:r/>
             <w:r>
+              <w:rPr>
+                <w:b w:val="0"/>
+                <w:i w:val="0"/>
+              </w:rPr>
               <w:t>0</w:t>
             </w:r>
           </w:p>
@@ -2645,6 +3344,10 @@
           <w:p>
             <w:r/>
             <w:r>
+              <w:rPr>
+                <w:b w:val="0"/>
+                <w:i w:val="0"/>
+              </w:rPr>
               <w:t>1</w:t>
             </w:r>
           </w:p>
@@ -2656,6 +3359,10 @@
           <w:p>
             <w:r/>
             <w:r>
+              <w:rPr>
+                <w:b w:val="0"/>
+                <w:i w:val="0"/>
+              </w:rPr>
               <w:t>1</w:t>
             </w:r>
           </w:p>
@@ -2667,6 +3374,10 @@
           <w:p>
             <w:r/>
             <w:r>
+              <w:rPr>
+                <w:b w:val="0"/>
+                <w:i w:val="0"/>
+              </w:rPr>
               <w:t>1</w:t>
             </w:r>
           </w:p>
@@ -2678,6 +3389,10 @@
           <w:p>
             <w:r/>
             <w:r>
+              <w:rPr>
+                <w:b w:val="0"/>
+                <w:i w:val="0"/>
+              </w:rPr>
               <w:t>0</w:t>
             </w:r>
           </w:p>
@@ -2691,6 +3406,10 @@
           <w:p>
             <w:r/>
             <w:r>
+              <w:rPr>
+                <w:b w:val="0"/>
+                <w:i w:val="0"/>
+              </w:rPr>
               <w:t>1</w:t>
             </w:r>
           </w:p>
@@ -2702,6 +3421,10 @@
           <w:p>
             <w:r/>
             <w:r>
+              <w:rPr>
+                <w:b w:val="0"/>
+                <w:i w:val="0"/>
+              </w:rPr>
               <w:t>0</w:t>
             </w:r>
           </w:p>
@@ -2713,6 +3436,10 @@
           <w:p>
             <w:r/>
             <w:r>
+              <w:rPr>
+                <w:b w:val="0"/>
+                <w:i w:val="0"/>
+              </w:rPr>
               <w:t>0</w:t>
             </w:r>
           </w:p>
@@ -2724,6 +3451,10 @@
           <w:p>
             <w:r/>
             <w:r>
+              <w:rPr>
+                <w:b w:val="0"/>
+                <w:i w:val="0"/>
+              </w:rPr>
               <w:t>1</w:t>
             </w:r>
           </w:p>
@@ -2735,6 +3466,10 @@
           <w:p>
             <w:r/>
             <w:r>
+              <w:rPr>
+                <w:b w:val="0"/>
+                <w:i w:val="0"/>
+              </w:rPr>
               <w:t>1</w:t>
             </w:r>
           </w:p>
@@ -2746,6 +3481,10 @@
           <w:p>
             <w:r/>
             <w:r>
+              <w:rPr>
+                <w:b w:val="0"/>
+                <w:i w:val="0"/>
+              </w:rPr>
               <w:t>1</w:t>
             </w:r>
           </w:p>
@@ -2757,6 +3496,10 @@
           <w:p>
             <w:r/>
             <w:r>
+              <w:rPr>
+                <w:b w:val="0"/>
+                <w:i w:val="0"/>
+              </w:rPr>
               <w:t>0</w:t>
             </w:r>
           </w:p>
@@ -2770,6 +3513,10 @@
           <w:p>
             <w:r/>
             <w:r>
+              <w:rPr>
+                <w:b w:val="0"/>
+                <w:i w:val="0"/>
+              </w:rPr>
               <w:t>1</w:t>
             </w:r>
           </w:p>
@@ -2781,6 +3528,10 @@
           <w:p>
             <w:r/>
             <w:r>
+              <w:rPr>
+                <w:b w:val="0"/>
+                <w:i w:val="0"/>
+              </w:rPr>
               <w:t>1</w:t>
             </w:r>
           </w:p>
@@ -2792,6 +3543,10 @@
           <w:p>
             <w:r/>
             <w:r>
+              <w:rPr>
+                <w:b w:val="0"/>
+                <w:i w:val="0"/>
+              </w:rPr>
               <w:t>1</w:t>
             </w:r>
           </w:p>
@@ -2803,6 +3558,10 @@
           <w:p>
             <w:r/>
             <w:r>
+              <w:rPr>
+                <w:b w:val="0"/>
+                <w:i w:val="0"/>
+              </w:rPr>
               <w:t>1</w:t>
             </w:r>
           </w:p>
@@ -2814,6 +3573,10 @@
           <w:p>
             <w:r/>
             <w:r>
+              <w:rPr>
+                <w:b w:val="0"/>
+                <w:i w:val="0"/>
+              </w:rPr>
               <w:t>0</w:t>
             </w:r>
           </w:p>
@@ -2825,6 +3588,10 @@
           <w:p>
             <w:r/>
             <w:r>
+              <w:rPr>
+                <w:b w:val="0"/>
+                <w:i w:val="0"/>
+              </w:rPr>
               <w:t>0</w:t>
             </w:r>
           </w:p>
@@ -2836,6 +3603,10 @@
           <w:p>
             <w:r/>
             <w:r>
+              <w:rPr>
+                <w:b w:val="0"/>
+                <w:i w:val="0"/>
+              </w:rPr>
               <w:t>0</w:t>
             </w:r>
           </w:p>
@@ -2847,69 +3618,109 @@
       <w:r>
         <w:rPr>
           <w:b/>
+          <w:i w:val="0"/>
         </w:rPr>
         <w:t>NOT</w:t>
       </w:r>
       <w:r>
+        <w:rPr>
+          <w:b w:val="0"/>
+          <w:i w:val="0"/>
+        </w:rPr>
         <w:t xml:space="preserve"> ¬A: inverts. AND </w:t>
       </w:r>
       <w:r>
         <w:rPr>
           <w:rFonts w:ascii="Consolas" w:hAnsi="Consolas"/>
+          <w:b w:val="0"/>
+          <w:i w:val="0"/>
           <w:sz w:val="19"/>
         </w:rPr>
         <w:t>A·B</w:t>
       </w:r>
       <w:r>
+        <w:rPr>
+          <w:b w:val="0"/>
+          <w:i w:val="0"/>
+        </w:rPr>
         <w:t xml:space="preserve"> · OR </w:t>
       </w:r>
       <w:r>
         <w:rPr>
           <w:rFonts w:ascii="Consolas" w:hAnsi="Consolas"/>
+          <w:b w:val="0"/>
+          <w:i w:val="0"/>
           <w:sz w:val="19"/>
         </w:rPr>
         <w:t>A+B</w:t>
       </w:r>
       <w:r>
+        <w:rPr>
+          <w:b w:val="0"/>
+          <w:i w:val="0"/>
+        </w:rPr>
         <w:t xml:space="preserve"> · XOR </w:t>
       </w:r>
       <w:r>
         <w:rPr>
           <w:rFonts w:ascii="Consolas" w:hAnsi="Consolas"/>
+          <w:b w:val="0"/>
+          <w:i w:val="0"/>
           <w:sz w:val="19"/>
         </w:rPr>
         <w:t>A⊕B</w:t>
       </w:r>
       <w:r>
+        <w:rPr>
+          <w:b w:val="0"/>
+          <w:i w:val="0"/>
+        </w:rPr>
         <w:t xml:space="preserve"> · NAND </w:t>
       </w:r>
       <w:r>
         <w:rPr>
           <w:rFonts w:ascii="Consolas" w:hAnsi="Consolas"/>
+          <w:b w:val="0"/>
+          <w:i w:val="0"/>
           <w:sz w:val="19"/>
         </w:rPr>
         <w:t>¬(A·B)</w:t>
       </w:r>
       <w:r>
+        <w:rPr>
+          <w:b w:val="0"/>
+          <w:i w:val="0"/>
+        </w:rPr>
         <w:t xml:space="preserve"> · NOR </w:t>
       </w:r>
       <w:r>
         <w:rPr>
           <w:rFonts w:ascii="Consolas" w:hAnsi="Consolas"/>
+          <w:b w:val="0"/>
+          <w:i w:val="0"/>
           <w:sz w:val="19"/>
         </w:rPr>
         <w:t>¬(A+B)</w:t>
       </w:r>
       <w:r>
+        <w:rPr>
+          <w:b w:val="0"/>
+          <w:i w:val="0"/>
+        </w:rPr>
         <w:t xml:space="preserve">. NAND &amp; NOR are </w:t>
       </w:r>
       <w:r>
         <w:rPr>
           <w:b/>
+          <w:i w:val="0"/>
         </w:rPr>
         <w:t>universal</w:t>
       </w:r>
       <w:r>
+        <w:rPr>
+          <w:b w:val="0"/>
+          <w:i w:val="0"/>
+        </w:rPr>
         <w:t>.</w:t>
       </w:r>
     </w:p>
@@ -2918,6 +3729,10 @@
         <w:pStyle w:val="Heading3"/>
       </w:pPr>
       <w:r>
+        <w:rPr>
+          <w:b w:val="0"/>
+          <w:i w:val="0"/>
+        </w:rPr>
         <w:t>Boolean identities</w:t>
       </w:r>
     </w:p>
@@ -2946,6 +3761,7 @@
             <w:r>
               <w:rPr>
                 <w:b/>
+                <w:i w:val="0"/>
               </w:rPr>
               <w:t>Law</w:t>
             </w:r>
@@ -2965,6 +3781,7 @@
             <w:r>
               <w:rPr>
                 <w:b/>
+                <w:i w:val="0"/>
               </w:rPr>
               <w:t>Form</w:t>
             </w:r>
@@ -2979,6 +3796,10 @@
           <w:p>
             <w:r/>
             <w:r>
+              <w:rPr>
+                <w:b w:val="0"/>
+                <w:i w:val="0"/>
+              </w:rPr>
               <w:t>Identity</w:t>
             </w:r>
           </w:p>
@@ -2990,6 +3811,10 @@
           <w:p>
             <w:r/>
             <w:r>
+              <w:rPr>
+                <w:b w:val="0"/>
+                <w:i w:val="0"/>
+              </w:rPr>
               <w:t>A·1 = A · A+0 = A</w:t>
             </w:r>
           </w:p>
@@ -3003,6 +3828,10 @@
           <w:p>
             <w:r/>
             <w:r>
+              <w:rPr>
+                <w:b w:val="0"/>
+                <w:i w:val="0"/>
+              </w:rPr>
               <w:t>Null</w:t>
             </w:r>
           </w:p>
@@ -3014,6 +3843,10 @@
           <w:p>
             <w:r/>
             <w:r>
+              <w:rPr>
+                <w:b w:val="0"/>
+                <w:i w:val="0"/>
+              </w:rPr>
               <w:t>A·0 = 0 · A+1 = 1</w:t>
             </w:r>
           </w:p>
@@ -3027,6 +3860,10 @@
           <w:p>
             <w:r/>
             <w:r>
+              <w:rPr>
+                <w:b w:val="0"/>
+                <w:i w:val="0"/>
+              </w:rPr>
               <w:t>Idempotent</w:t>
             </w:r>
           </w:p>
@@ -3038,6 +3875,10 @@
           <w:p>
             <w:r/>
             <w:r>
+              <w:rPr>
+                <w:b w:val="0"/>
+                <w:i w:val="0"/>
+              </w:rPr>
               <w:t>A·A = A · A+A = A</w:t>
             </w:r>
           </w:p>
@@ -3051,6 +3892,10 @@
           <w:p>
             <w:r/>
             <w:r>
+              <w:rPr>
+                <w:b w:val="0"/>
+                <w:i w:val="0"/>
+              </w:rPr>
               <w:t>Complement</w:t>
             </w:r>
           </w:p>
@@ -3062,6 +3907,10 @@
           <w:p>
             <w:r/>
             <w:r>
+              <w:rPr>
+                <w:b w:val="0"/>
+                <w:i w:val="0"/>
+              </w:rPr>
               <w:t>A·Ā = 0 · A+Ā = 1</w:t>
             </w:r>
           </w:p>
@@ -3075,6 +3924,10 @@
           <w:p>
             <w:r/>
             <w:r>
+              <w:rPr>
+                <w:b w:val="0"/>
+                <w:i w:val="0"/>
+              </w:rPr>
               <w:t>Double negation</w:t>
             </w:r>
           </w:p>
@@ -3086,6 +3939,10 @@
           <w:p>
             <w:r/>
             <w:r>
+              <w:rPr>
+                <w:b w:val="0"/>
+                <w:i w:val="0"/>
+              </w:rPr>
               <w:t>¬(¬A) = A</w:t>
             </w:r>
           </w:p>
@@ -3099,6 +3956,10 @@
           <w:p>
             <w:r/>
             <w:r>
+              <w:rPr>
+                <w:b w:val="0"/>
+                <w:i w:val="0"/>
+              </w:rPr>
               <w:t>Commutative</w:t>
             </w:r>
           </w:p>
@@ -3110,6 +3971,10 @@
           <w:p>
             <w:r/>
             <w:r>
+              <w:rPr>
+                <w:b w:val="0"/>
+                <w:i w:val="0"/>
+              </w:rPr>
               <w:t>A·B = B·A · A+B = B+A</w:t>
             </w:r>
           </w:p>
@@ -3123,6 +3988,10 @@
           <w:p>
             <w:r/>
             <w:r>
+              <w:rPr>
+                <w:b w:val="0"/>
+                <w:i w:val="0"/>
+              </w:rPr>
               <w:t>Associative</w:t>
             </w:r>
           </w:p>
@@ -3134,6 +4003,10 @@
           <w:p>
             <w:r/>
             <w:r>
+              <w:rPr>
+                <w:b w:val="0"/>
+                <w:i w:val="0"/>
+              </w:rPr>
               <w:t>A·(B·C) = (A·B)·C · A+(B+C) = (A+B)+C</w:t>
             </w:r>
           </w:p>
@@ -3147,6 +4020,10 @@
           <w:p>
             <w:r/>
             <w:r>
+              <w:rPr>
+                <w:b w:val="0"/>
+                <w:i w:val="0"/>
+              </w:rPr>
               <w:t>Distributive</w:t>
             </w:r>
           </w:p>
@@ -3158,6 +4035,10 @@
           <w:p>
             <w:r/>
             <w:r>
+              <w:rPr>
+                <w:b w:val="0"/>
+                <w:i w:val="0"/>
+              </w:rPr>
               <w:t>A·(B+C) = A·B + A·C · A+(B·C) = (A+B)·(A+C)</w:t>
             </w:r>
           </w:p>
@@ -3171,6 +4052,10 @@
           <w:p>
             <w:r/>
             <w:r>
+              <w:rPr>
+                <w:b w:val="0"/>
+                <w:i w:val="0"/>
+              </w:rPr>
               <w:t>Absorption</w:t>
             </w:r>
           </w:p>
@@ -3182,6 +4067,10 @@
           <w:p>
             <w:r/>
             <w:r>
+              <w:rPr>
+                <w:b w:val="0"/>
+                <w:i w:val="0"/>
+              </w:rPr>
               <w:t>A + A·B = A · A·(A+B) = A</w:t>
             </w:r>
           </w:p>
@@ -3197,6 +4086,7 @@
             <w:r>
               <w:rPr>
                 <w:b/>
+                <w:i w:val="0"/>
               </w:rPr>
               <w:t>De Morgan's</w:t>
             </w:r>
@@ -3211,15 +4101,21 @@
             <w:r>
               <w:rPr>
                 <w:b/>
+                <w:i w:val="0"/>
               </w:rPr>
               <w:t>¬(A·B) = ¬A + ¬B</w:t>
             </w:r>
             <w:r>
+              <w:rPr>
+                <w:b w:val="0"/>
+                <w:i w:val="0"/>
+              </w:rPr>
               <w:t xml:space="preserve"> · </w:t>
             </w:r>
             <w:r>
               <w:rPr>
                 <w:b/>
+                <w:i w:val="0"/>
               </w:rPr>
               <w:t>¬(A+B) = ¬A · ¬B</w:t>
             </w:r>
@@ -3232,19 +4128,29 @@
       <w:r>
         <w:rPr>
           <w:b/>
+          <w:i w:val="0"/>
         </w:rPr>
         <w:t>De Morgan's:</w:t>
       </w:r>
       <w:r>
+        <w:rPr>
+          <w:b w:val="0"/>
+          <w:i w:val="0"/>
+        </w:rPr>
         <w:t xml:space="preserve"> "break the bar, change the sign" — negate </w:t>
       </w:r>
       <w:r>
         <w:rPr>
           <w:b/>
+          <w:i w:val="0"/>
         </w:rPr>
         <w:t>each</w:t>
       </w:r>
       <w:r>
+        <w:rPr>
+          <w:b w:val="0"/>
+          <w:i w:val="0"/>
+        </w:rPr>
         <w:t xml:space="preserve"> variable AND swap AND↔OR.</w:t>
       </w:r>
     </w:p>
@@ -3252,10 +4158,15 @@
       <w:r>
         <w:rPr>
           <w:b/>
+          <w:i w:val="0"/>
         </w:rPr>
         <w:t>K-maps:</w:t>
       </w:r>
       <w:r>
+        <w:rPr>
+          <w:b w:val="0"/>
+          <w:i w:val="0"/>
+        </w:rPr>
         <w:t xml:space="preserve"> group adjacent 1s in powers of 2 (1,2,4,8…), as large as possible, may wrap/overlap → minimal sum-of-products.</w:t>
       </w:r>
     </w:p>
@@ -3264,6 +4175,10 @@
         <w:pStyle w:val="Heading3"/>
       </w:pPr>
       <w:r>
+        <w:rPr>
+          <w:b w:val="0"/>
+          <w:i w:val="0"/>
+        </w:rPr>
         <w:t>Adders</w:t>
       </w:r>
     </w:p>
@@ -3271,10 +4186,15 @@
       <w:r>
         <w:rPr>
           <w:b/>
+          <w:i w:val="0"/>
         </w:rPr>
         <w:t>Half adder</w:t>
       </w:r>
       <w:r>
+        <w:rPr>
+          <w:b w:val="0"/>
+          <w:i w:val="0"/>
+        </w:rPr>
         <w:t xml:space="preserve"> (2 bits, no carry-in):</w:t>
       </w:r>
     </w:p>
@@ -3285,15 +4205,21 @@
       <w:r>
         <w:rPr>
           <w:b/>
+          <w:i w:val="0"/>
         </w:rPr>
         <w:t>Sum = A ⊕ B</w:t>
       </w:r>
       <w:r>
+        <w:rPr>
+          <w:b w:val="0"/>
+          <w:i w:val="0"/>
+        </w:rPr>
         <w:t xml:space="preserve"> · </w:t>
       </w:r>
       <w:r>
         <w:rPr>
           <w:b/>
+          <w:i w:val="0"/>
         </w:rPr>
         <w:t>Carry = A · B</w:t>
       </w:r>
@@ -3302,10 +4228,15 @@
       <w:r>
         <w:rPr>
           <w:b/>
+          <w:i w:val="0"/>
         </w:rPr>
         <w:t>Full adder</w:t>
       </w:r>
       <w:r>
+        <w:rPr>
+          <w:b w:val="0"/>
+          <w:i w:val="0"/>
+        </w:rPr>
         <w:t xml:space="preserve"> (A, B, Cin) = two half adders + OR; chain → ripple-carry adder:</w:t>
       </w:r>
     </w:p>
@@ -3316,6 +4247,7 @@
       <w:r>
         <w:rPr>
           <w:b/>
+          <w:i w:val="0"/>
         </w:rPr>
         <w:t>Sum = A ⊕ B ⊕ Cin</w:t>
       </w:r>
@@ -3327,6 +4259,7 @@
       <w:r>
         <w:rPr>
           <w:b/>
+          <w:i w:val="0"/>
         </w:rPr>
         <w:t>Cout = (A·B) + (Cin·(A⊕B))</w:t>
       </w:r>
@@ -3336,6 +4269,10 @@
         <w:pStyle w:val="Heading3"/>
       </w:pPr>
       <w:r>
+        <w:rPr>
+          <w:b w:val="0"/>
+          <w:i w:val="0"/>
+        </w:rPr>
         <w:t>D-type flip-flop</w:t>
       </w:r>
     </w:p>
@@ -3346,37 +4283,57 @@
       <w:r>
         <w:rPr>
           <w:b/>
+          <w:i w:val="0"/>
         </w:rPr>
         <w:t>Edge-triggered 1-bit memory</w:t>
       </w:r>
       <w:r>
+        <w:rPr>
+          <w:b w:val="0"/>
+          <w:i w:val="0"/>
+        </w:rPr>
         <w:t xml:space="preserve"> (sequential logic). On active </w:t>
       </w:r>
       <w:r>
         <w:rPr>
           <w:b/>
+          <w:i w:val="0"/>
         </w:rPr>
         <w:t>clock edge</w:t>
       </w:r>
       <w:r>
+        <w:rPr>
+          <w:b w:val="0"/>
+          <w:i w:val="0"/>
+        </w:rPr>
         <w:t xml:space="preserve">, stores input </w:t>
       </w:r>
       <w:r>
         <w:rPr>
           <w:b/>
+          <w:i w:val="0"/>
         </w:rPr>
         <w:t>D</w:t>
       </w:r>
       <w:r>
+        <w:rPr>
+          <w:b w:val="0"/>
+          <w:i w:val="0"/>
+        </w:rPr>
         <w:t xml:space="preserve"> and presents it at </w:t>
       </w:r>
       <w:r>
         <w:rPr>
           <w:b/>
+          <w:i w:val="0"/>
         </w:rPr>
         <w:t>Q</w:t>
       </w:r>
       <w:r>
+        <w:rPr>
+          <w:b w:val="0"/>
+          <w:i w:val="0"/>
+        </w:rPr>
         <w:t xml:space="preserve"> until next edge; synchronises data to the clock.</w:t>
       </w:r>
     </w:p>
@@ -3385,6 +4342,10 @@
         <w:pStyle w:val="ListBullet"/>
       </w:pPr>
       <w:r>
+        <w:rPr>
+          <w:b w:val="0"/>
+          <w:i w:val="0"/>
+        </w:rPr>
         <w:t>Uses: registers, counters, memory cells. (Combinational = output from inputs only; sequential = inputs + stored state.)</w:t>
       </w:r>
     </w:p>
@@ -3400,6 +4361,10 @@
         <w:pStyle w:val="Heading2"/>
       </w:pPr>
       <w:r>
+        <w:rPr>
+          <w:b w:val="0"/>
+          <w:i w:val="0"/>
+        </w:rPr>
         <w:t>Must-know definitions</w:t>
       </w:r>
     </w:p>
@@ -3428,6 +4393,7 @@
             <w:r>
               <w:rPr>
                 <w:b/>
+                <w:i w:val="0"/>
               </w:rPr>
               <w:t>Term</w:t>
             </w:r>
@@ -3447,6 +4413,7 @@
             <w:r>
               <w:rPr>
                 <w:b/>
+                <w:i w:val="0"/>
               </w:rPr>
               <w:t>Definition</w:t>
             </w:r>
@@ -3463,6 +4430,7 @@
             <w:r>
               <w:rPr>
                 <w:b/>
+                <w:i w:val="0"/>
               </w:rPr>
               <w:t>Two's complement</w:t>
             </w:r>
@@ -3475,6 +4443,10 @@
           <w:p>
             <w:r/>
             <w:r>
+              <w:rPr>
+                <w:b w:val="0"/>
+                <w:i w:val="0"/>
+              </w:rPr>
               <w:t>Signed-integer rep where MSB is a negative place value; negate = invert all bits + 1</w:t>
             </w:r>
           </w:p>
@@ -3490,6 +4462,7 @@
             <w:r>
               <w:rPr>
                 <w:b/>
+                <w:i w:val="0"/>
               </w:rPr>
               <w:t>Overflow</w:t>
             </w:r>
@@ -3502,6 +4475,10 @@
           <w:p>
             <w:r/>
             <w:r>
+              <w:rPr>
+                <w:b w:val="0"/>
+                <w:i w:val="0"/>
+              </w:rPr>
               <w:t>Result too large for the available bits</w:t>
             </w:r>
           </w:p>
@@ -3517,6 +4494,7 @@
             <w:r>
               <w:rPr>
                 <w:b/>
+                <w:i w:val="0"/>
               </w:rPr>
               <w:t>Mantissa</w:t>
             </w:r>
@@ -3529,11 +4507,16 @@
           <w:p>
             <w:r/>
             <w:r>
+              <w:rPr>
+                <w:b w:val="0"/>
+                <w:i w:val="0"/>
+              </w:rPr>
               <w:t xml:space="preserve">Significant-figures part of a float; sets </w:t>
             </w:r>
             <w:r>
               <w:rPr>
                 <w:b/>
+                <w:i w:val="0"/>
               </w:rPr>
               <w:t>precision</w:t>
             </w:r>
@@ -3550,6 +4533,7 @@
             <w:r>
               <w:rPr>
                 <w:b/>
+                <w:i w:val="0"/>
               </w:rPr>
               <w:t>Exponent</w:t>
             </w:r>
@@ -3562,11 +4546,16 @@
           <w:p>
             <w:r/>
             <w:r>
+              <w:rPr>
+                <w:b w:val="0"/>
+                <w:i w:val="0"/>
+              </w:rPr>
               <w:t xml:space="preserve">Power-of-two part of a float; sets </w:t>
             </w:r>
             <w:r>
               <w:rPr>
                 <w:b/>
+                <w:i w:val="0"/>
               </w:rPr>
               <w:t>range</w:t>
             </w:r>
@@ -3583,6 +4572,7 @@
             <w:r>
               <w:rPr>
                 <w:b/>
+                <w:i w:val="0"/>
               </w:rPr>
               <w:t>Normalisation</w:t>
             </w:r>
@@ -3595,6 +4585,10 @@
           <w:p>
             <w:r/>
             <w:r>
+              <w:rPr>
+                <w:b w:val="0"/>
+                <w:i w:val="0"/>
+              </w:rPr>
               <w:t>Float adjusted so mantissa begins with first significant bit (0.1… +ve / 1.0… −ve) for max precision</w:t>
             </w:r>
           </w:p>
@@ -3610,6 +4604,7 @@
             <w:r>
               <w:rPr>
                 <w:b/>
+                <w:i w:val="0"/>
               </w:rPr>
               <w:t>Logical shift</w:t>
             </w:r>
@@ -3622,6 +4617,10 @@
           <w:p>
             <w:r/>
             <w:r>
+              <w:rPr>
+                <w:b w:val="0"/>
+                <w:i w:val="0"/>
+              </w:rPr>
               <w:t>Fills with 0s; ×/÷ unsigned by powers of 2</w:t>
             </w:r>
           </w:p>
@@ -3637,6 +4636,7 @@
             <w:r>
               <w:rPr>
                 <w:b/>
+                <w:i w:val="0"/>
               </w:rPr>
               <w:t>Arithmetic shift</w:t>
             </w:r>
@@ -3649,6 +4649,10 @@
           <w:p>
             <w:r/>
             <w:r>
+              <w:rPr>
+                <w:b w:val="0"/>
+                <w:i w:val="0"/>
+              </w:rPr>
               <w:t>Right shift preserving sign bit; ÷ signed by powers of 2</w:t>
             </w:r>
           </w:p>
@@ -3664,6 +4668,7 @@
             <w:r>
               <w:rPr>
                 <w:b/>
+                <w:i w:val="0"/>
               </w:rPr>
               <w:t>Character set</w:t>
             </w:r>
@@ -3676,6 +4681,10 @@
           <w:p>
             <w:r/>
             <w:r>
+              <w:rPr>
+                <w:b w:val="0"/>
+                <w:i w:val="0"/>
+              </w:rPr>
               <w:t>Mapping of characters to unique binary codes (ASCII, Unicode)</w:t>
             </w:r>
           </w:p>
@@ -3691,6 +4700,7 @@
             <w:r>
               <w:rPr>
                 <w:b/>
+                <w:i w:val="0"/>
               </w:rPr>
               <w:t>Array</w:t>
             </w:r>
@@ -3703,6 +4713,10 @@
           <w:p>
             <w:r/>
             <w:r>
+              <w:rPr>
+                <w:b w:val="0"/>
+                <w:i w:val="0"/>
+              </w:rPr>
               <w:t>Ordered, fixed-size, same-type collection accessed by index</w:t>
             </w:r>
           </w:p>
@@ -3718,6 +4732,7 @@
             <w:r>
               <w:rPr>
                 <w:b/>
+                <w:i w:val="0"/>
               </w:rPr>
               <w:t>Record</w:t>
             </w:r>
@@ -3730,6 +4745,10 @@
           <w:p>
             <w:r/>
             <w:r>
+              <w:rPr>
+                <w:b w:val="0"/>
+                <w:i w:val="0"/>
+              </w:rPr>
               <w:t>Collection of named fields, possibly different types</w:t>
             </w:r>
           </w:p>
@@ -3745,6 +4764,7 @@
             <w:r>
               <w:rPr>
                 <w:b/>
+                <w:i w:val="0"/>
               </w:rPr>
               <w:t>Tuple</w:t>
             </w:r>
@@ -3757,6 +4777,10 @@
           <w:p>
             <w:r/>
             <w:r>
+              <w:rPr>
+                <w:b w:val="0"/>
+                <w:i w:val="0"/>
+              </w:rPr>
               <w:t>Ordered, immutable sequence</w:t>
             </w:r>
           </w:p>
@@ -3772,6 +4796,7 @@
             <w:r>
               <w:rPr>
                 <w:b/>
+                <w:i w:val="0"/>
               </w:rPr>
               <w:t>Linked list</w:t>
             </w:r>
@@ -3784,6 +4809,10 @@
           <w:p>
             <w:r/>
             <w:r>
+              <w:rPr>
+                <w:b w:val="0"/>
+                <w:i w:val="0"/>
+              </w:rPr>
               <w:t>Dynamic list of nodes, each = data + pointer to next</w:t>
             </w:r>
           </w:p>
@@ -3799,6 +4828,7 @@
             <w:r>
               <w:rPr>
                 <w:b/>
+                <w:i w:val="0"/>
               </w:rPr>
               <w:t>Stack / Queue</w:t>
             </w:r>
@@ -3811,6 +4841,10 @@
           <w:p>
             <w:r/>
             <w:r>
+              <w:rPr>
+                <w:b w:val="0"/>
+                <w:i w:val="0"/>
+              </w:rPr>
               <w:t>LIFO (push/pop at top) / FIFO (enqueue rear, dequeue front)</w:t>
             </w:r>
           </w:p>
@@ -3826,6 +4860,7 @@
             <w:r>
               <w:rPr>
                 <w:b/>
+                <w:i w:val="0"/>
               </w:rPr>
               <w:t>BST</w:t>
             </w:r>
@@ -3838,6 +4873,10 @@
           <w:p>
             <w:r/>
             <w:r>
+              <w:rPr>
+                <w:b w:val="0"/>
+                <w:i w:val="0"/>
+              </w:rPr>
               <w:t>Binary tree where left subtree &lt; node &lt; right subtree</w:t>
             </w:r>
           </w:p>
@@ -3853,6 +4892,7 @@
             <w:r>
               <w:rPr>
                 <w:b/>
+                <w:i w:val="0"/>
               </w:rPr>
               <w:t>Hash table</w:t>
             </w:r>
@@ -3865,6 +4905,10 @@
           <w:p>
             <w:r/>
             <w:r>
+              <w:rPr>
+                <w:b w:val="0"/>
+                <w:i w:val="0"/>
+              </w:rPr>
               <w:t>Keys→indices via hash function for fast lookup; collision = 2 keys same index</w:t>
             </w:r>
           </w:p>
@@ -3880,6 +4924,7 @@
             <w:r>
               <w:rPr>
                 <w:b/>
+                <w:i w:val="0"/>
               </w:rPr>
               <w:t>Half / Full adder</w:t>
             </w:r>
@@ -3892,6 +4937,10 @@
           <w:p>
             <w:r/>
             <w:r>
+              <w:rPr>
+                <w:b w:val="0"/>
+                <w:i w:val="0"/>
+              </w:rPr>
               <w:t>Adds 2 bits → Sum (XOR) + Carry (AND) / adds 3 bits (incl. Cin) → Sum + Cout</w:t>
             </w:r>
           </w:p>
@@ -3907,6 +4956,7 @@
             <w:r>
               <w:rPr>
                 <w:b/>
+                <w:i w:val="0"/>
               </w:rPr>
               <w:t>D-type flip-flop</w:t>
             </w:r>
@@ -3919,6 +4969,10 @@
           <w:p>
             <w:r/>
             <w:r>
+              <w:rPr>
+                <w:b w:val="0"/>
+                <w:i w:val="0"/>
+              </w:rPr>
               <w:t>Edge-triggered 1-bit memory storing D on a clock edge</w:t>
             </w:r>
           </w:p>
@@ -3938,6 +4992,10 @@
         <w:pStyle w:val="Heading2"/>
       </w:pPr>
       <w:r>
+        <w:rPr>
+          <w:b w:val="0"/>
+          <w:i w:val="0"/>
+        </w:rPr>
         <w:t>Top exam reminders (discriminators)</w:t>
       </w:r>
     </w:p>
@@ -3948,37 +5006,57 @@
       <w:r>
         <w:rPr>
           <w:b/>
+          <w:i w:val="0"/>
         </w:rPr>
         <w:t>Two's complement negation:</w:t>
       </w:r>
       <w:r>
+        <w:rPr>
+          <w:b w:val="0"/>
+          <w:i w:val="0"/>
+        </w:rPr>
         <w:t xml:space="preserve"> invert </w:t>
       </w:r>
       <w:r>
         <w:rPr>
           <w:b/>
+          <w:i w:val="0"/>
         </w:rPr>
         <w:t>all</w:t>
       </w:r>
       <w:r>
+        <w:rPr>
+          <w:b w:val="0"/>
+          <w:i w:val="0"/>
+        </w:rPr>
         <w:t xml:space="preserve"> bits </w:t>
       </w:r>
       <w:r>
         <w:rPr>
           <w:b/>
+          <w:i w:val="0"/>
         </w:rPr>
         <w:t>then +1</w:t>
       </w:r>
       <w:r>
+        <w:rPr>
+          <w:b w:val="0"/>
+          <w:i w:val="0"/>
+        </w:rPr>
         <w:t xml:space="preserve"> — don't forget the +1; in subtraction </w:t>
       </w:r>
       <w:r>
         <w:rPr>
           <w:b/>
+          <w:i w:val="0"/>
         </w:rPr>
         <w:t>discard the final carry</w:t>
       </w:r>
       <w:r>
+        <w:rPr>
+          <w:b w:val="0"/>
+          <w:i w:val="0"/>
+        </w:rPr>
         <w:t>.</w:t>
       </w:r>
     </w:p>
@@ -3989,37 +5067,57 @@
       <w:r>
         <w:rPr>
           <w:b/>
+          <w:i w:val="0"/>
         </w:rPr>
         <w:t>Shifts:</w:t>
       </w:r>
       <w:r>
+        <w:rPr>
+          <w:b w:val="0"/>
+          <w:i w:val="0"/>
+        </w:rPr>
         <w:t xml:space="preserve"> always state </w:t>
       </w:r>
       <w:r>
         <w:rPr>
           <w:b/>
+          <w:i w:val="0"/>
         </w:rPr>
         <w:t>direction AND effect</w:t>
       </w:r>
       <w:r>
+        <w:rPr>
+          <w:b w:val="0"/>
+          <w:i w:val="0"/>
+        </w:rPr>
         <w:t xml:space="preserve"> (× or ÷ 2ⁿ); bits shifted off are </w:t>
       </w:r>
       <w:r>
         <w:rPr>
           <w:b/>
+          <w:i w:val="0"/>
         </w:rPr>
         <w:t>lost</w:t>
       </w:r>
       <w:r>
+        <w:rPr>
+          <w:b w:val="0"/>
+          <w:i w:val="0"/>
+        </w:rPr>
         <w:t xml:space="preserve">; arithmetic right keeps the </w:t>
       </w:r>
       <w:r>
         <w:rPr>
           <w:b/>
+          <w:i w:val="0"/>
         </w:rPr>
         <w:t>sign bit</w:t>
       </w:r>
       <w:r>
+        <w:rPr>
+          <w:b w:val="0"/>
+          <w:i w:val="0"/>
+        </w:rPr>
         <w:t>.</w:t>
       </w:r>
     </w:p>
@@ -4030,48 +5128,75 @@
       <w:r>
         <w:rPr>
           <w:b/>
+          <w:i w:val="0"/>
         </w:rPr>
         <w:t>Normalisation:</w:t>
       </w:r>
       <w:r>
+        <w:rPr>
+          <w:b w:val="0"/>
+          <w:i w:val="0"/>
+        </w:rPr>
         <w:t xml:space="preserve"> +ve starts </w:t>
       </w:r>
       <w:r>
         <w:rPr>
           <w:rFonts w:ascii="Consolas" w:hAnsi="Consolas"/>
+          <w:b w:val="0"/>
+          <w:i w:val="0"/>
           <w:sz w:val="19"/>
         </w:rPr>
         <w:t>0.1</w:t>
       </w:r>
       <w:r>
+        <w:rPr>
+          <w:b w:val="0"/>
+          <w:i w:val="0"/>
+        </w:rPr>
         <w:t xml:space="preserve">, −ve starts </w:t>
       </w:r>
       <w:r>
         <w:rPr>
           <w:rFonts w:ascii="Consolas" w:hAnsi="Consolas"/>
+          <w:b w:val="0"/>
+          <w:i w:val="0"/>
           <w:sz w:val="19"/>
         </w:rPr>
         <w:t>1.0</w:t>
       </w:r>
       <w:r>
+        <w:rPr>
+          <w:b w:val="0"/>
+          <w:i w:val="0"/>
+        </w:rPr>
         <w:t xml:space="preserve">; point </w:t>
       </w:r>
       <w:r>
         <w:rPr>
           <w:b/>
+          <w:i w:val="0"/>
         </w:rPr>
         <w:t>right ⇒ exponent down</w:t>
       </w:r>
       <w:r>
+        <w:rPr>
+          <w:b w:val="0"/>
+          <w:i w:val="0"/>
+        </w:rPr>
         <w:t xml:space="preserve">, left ⇒ up. </w:t>
       </w:r>
       <w:r>
         <w:rPr>
           <w:b/>
+          <w:i w:val="0"/>
         </w:rPr>
         <w:t>More mantissa = precision, more exponent = range</w:t>
       </w:r>
       <w:r>
+        <w:rPr>
+          <w:b w:val="0"/>
+          <w:i w:val="0"/>
+        </w:rPr>
         <w:t xml:space="preserve"> (don't swap).</w:t>
       </w:r>
     </w:p>
@@ -4082,28 +5207,43 @@
       <w:r>
         <w:rPr>
           <w:b/>
+          <w:i w:val="0"/>
         </w:rPr>
         <w:t>De Morgan's:</w:t>
       </w:r>
       <w:r>
+        <w:rPr>
+          <w:b w:val="0"/>
+          <w:i w:val="0"/>
+        </w:rPr>
         <w:t xml:space="preserve"> change the operator </w:t>
       </w:r>
       <w:r>
         <w:rPr>
           <w:b/>
+          <w:i w:val="0"/>
         </w:rPr>
         <w:t>and</w:t>
       </w:r>
       <w:r>
+        <w:rPr>
+          <w:b w:val="0"/>
+          <w:i w:val="0"/>
+        </w:rPr>
         <w:t xml:space="preserve"> negate </w:t>
       </w:r>
       <w:r>
         <w:rPr>
           <w:b/>
+          <w:i w:val="0"/>
         </w:rPr>
         <w:t>each</w:t>
       </w:r>
       <w:r>
+        <w:rPr>
+          <w:b w:val="0"/>
+          <w:i w:val="0"/>
+        </w:rPr>
         <w:t xml:space="preserve"> variable (not just one); tidy with double negation.</w:t>
       </w:r>
     </w:p>
@@ -4114,19 +5254,29 @@
       <w:r>
         <w:rPr>
           <w:b/>
+          <w:i w:val="0"/>
         </w:rPr>
         <w:t>Structures:</w:t>
       </w:r>
       <w:r>
+        <w:rPr>
+          <w:b w:val="0"/>
+          <w:i w:val="0"/>
+        </w:rPr>
         <w:t xml:space="preserve"> BST ≠ any binary tree (needs ordering property); name LIFO vs FIFO ends correctly; half adder has </w:t>
       </w:r>
       <w:r>
         <w:rPr>
           <w:b/>
+          <w:i w:val="0"/>
         </w:rPr>
         <w:t>no carry-in</w:t>
       </w:r>
       <w:r>
+        <w:rPr>
+          <w:b w:val="0"/>
+          <w:i w:val="0"/>
+        </w:rPr>
         <w:t>, full adder adds three bits.</w:t>
       </w:r>
     </w:p>
